--- a/Исследование влияния изменения параметра при обучении модели на итоговый результат.docx
+++ b/Исследование влияния изменения параметра при обучении модели на итоговый результат.docx
@@ -43,10 +43,7 @@
         <w:t xml:space="preserve">, отвечающей за приближение куба к цели. </w:t>
       </w:r>
       <w:r>
-        <w:t>Лежит в конфиге среды, переопределяется в</w:t>
-      </w:r>
-      <w:r>
-        <w:t xml:space="preserve"> </w:t>
+        <w:t xml:space="preserve">Лежит в конфиге среды, переопределяется в </w:t>
       </w:r>
       <w:proofErr w:type="spellStart"/>
       <w:r>
@@ -98,6 +95,39 @@
       </w:r>
       <w:r>
         <w:t>.</w:t>
+      </w:r>
+    </w:p>
+    <w:p>
+      <w:r>
+        <w:rPr>
+          <w:b/>
+          <w:bCs/>
+        </w:rPr>
+        <w:t>Изменение:</w:t>
+      </w:r>
+      <w:r>
+        <w:t xml:space="preserve"> уменьшить</w:t>
+      </w:r>
+      <w:r>
+        <w:t xml:space="preserve"> параметра </w:t>
+      </w:r>
+      <w:r>
+        <w:rPr>
+          <w:lang w:val="en-US"/>
+        </w:rPr>
+        <w:t>box</w:t>
+      </w:r>
+      <w:r>
+        <w:t>_</w:t>
+      </w:r>
+      <w:r>
+        <w:rPr>
+          <w:lang w:val="en-US"/>
+        </w:rPr>
+        <w:t>target</w:t>
+      </w:r>
+      <w:r>
+        <w:t xml:space="preserve"> в 2 раза:</w:t>
       </w:r>
     </w:p>
     <w:p>
@@ -107,62 +137,57 @@
         </w:rPr>
       </w:pPr>
       <w:r>
-        <w:rPr>
-          <w:b/>
-          <w:bCs/>
-        </w:rPr>
-        <w:t>Изменение:</w:t>
-      </w:r>
-      <w:r>
-        <w:t xml:space="preserve"> уменьшить</w:t>
-      </w:r>
-      <w:r>
-        <w:t xml:space="preserve"> параметра </w:t>
-      </w:r>
+        <w:t xml:space="preserve"> </w:t>
+      </w:r>
+      <w:proofErr w:type="spellStart"/>
       <w:r>
         <w:rPr>
           <w:lang w:val="en-US"/>
         </w:rPr>
-        <w:t>box</w:t>
-      </w:r>
-      <w:r>
-        <w:t>_</w:t>
-      </w:r>
+        <w:t>env_cfg.reward_config.scales.box_target</w:t>
+      </w:r>
+      <w:proofErr w:type="spellEnd"/>
       <w:r>
         <w:rPr>
           <w:lang w:val="en-US"/>
         </w:rPr>
-        <w:t>target</w:t>
-      </w:r>
-      <w:r>
-        <w:t xml:space="preserve"> в 2 раза:</w:t>
+        <w:t xml:space="preserve"> = 4.0 </w:t>
       </w:r>
     </w:p>
     <w:p>
-      <w:pPr>
-        <w:rPr>
-          <w:lang w:val="en-US"/>
-        </w:rPr>
-      </w:pPr>
-      <w:r>
-        <w:rPr>
-          <w:lang w:val="en-US"/>
-        </w:rPr>
-        <w:t xml:space="preserve"> </w:t>
-      </w:r>
-      <w:proofErr w:type="spellStart"/>
-      <w:r>
-        <w:rPr>
-          <w:lang w:val="en-US"/>
-        </w:rPr>
-        <w:t>env_cfg.reward_config.scales.box_target</w:t>
-      </w:r>
-      <w:proofErr w:type="spellEnd"/>
-      <w:r>
-        <w:rPr>
-          <w:lang w:val="en-US"/>
-        </w:rPr>
-        <w:t xml:space="preserve"> = 4.0 </w:t>
+      <w:r>
+        <w:rPr>
+          <w:b/>
+          <w:bCs/>
+        </w:rPr>
+        <w:t xml:space="preserve">Ожидание по </w:t>
+      </w:r>
+      <w:proofErr w:type="spellStart"/>
+      <w:r>
+        <w:rPr>
+          <w:b/>
+          <w:bCs/>
+        </w:rPr>
+        <w:t>mean_reward</w:t>
+      </w:r>
+      <w:proofErr w:type="spellEnd"/>
+      <w:r>
+        <w:rPr>
+          <w:b/>
+          <w:bCs/>
+        </w:rPr>
+        <w:t>:</w:t>
+      </w:r>
+      <w:r>
+        <w:t xml:space="preserve"> снизится относительно </w:t>
+      </w:r>
+      <w:proofErr w:type="spellStart"/>
+      <w:r>
+        <w:t>baseline</w:t>
+      </w:r>
+      <w:proofErr w:type="spellEnd"/>
+      <w:r>
+        <w:t xml:space="preserve">. </w:t>
       </w:r>
     </w:p>
     <w:p>
@@ -171,23 +196,7 @@
           <w:b/>
           <w:bCs/>
         </w:rPr>
-        <w:t xml:space="preserve">Ожидание по </w:t>
-      </w:r>
-      <w:proofErr w:type="spellStart"/>
-      <w:r>
-        <w:rPr>
-          <w:b/>
-          <w:bCs/>
-        </w:rPr>
-        <w:t>mean_reward</w:t>
-      </w:r>
-      <w:proofErr w:type="spellEnd"/>
-      <w:r>
-        <w:rPr>
-          <w:b/>
-          <w:bCs/>
-        </w:rPr>
-        <w:t>:</w:t>
+        <w:t>Ожидание по SR:</w:t>
       </w:r>
       <w:r>
         <w:t xml:space="preserve"> снизится относительно </w:t>
@@ -198,35 +207,10 @@
       </w:r>
       <w:proofErr w:type="spellEnd"/>
       <w:r>
-        <w:t xml:space="preserve">. </w:t>
+        <w:t>.</w:t>
       </w:r>
     </w:p>
     <w:p>
-      <w:r>
-        <w:rPr>
-          <w:b/>
-          <w:bCs/>
-        </w:rPr>
-        <w:t>Ожидание по SR:</w:t>
-      </w:r>
-      <w:r>
-        <w:t xml:space="preserve"> снизится относительно </w:t>
-      </w:r>
-      <w:proofErr w:type="spellStart"/>
-      <w:r>
-        <w:t>baseline</w:t>
-      </w:r>
-      <w:proofErr w:type="spellEnd"/>
-      <w:r>
-        <w:t>.</w:t>
-      </w:r>
-    </w:p>
-    <w:p>
-      <w:pPr>
-        <w:rPr>
-          <w:lang w:val="en-US"/>
-        </w:rPr>
-      </w:pPr>
       <w:r>
         <w:rPr>
           <w:b/>
@@ -618,10 +602,13 @@
               <w:spacing w:before="100" w:after="100"/>
             </w:pPr>
             <w:r>
-              <w:rPr>
-                <w:lang w:val="en-US"/>
-              </w:rPr>
-              <w:t xml:space="preserve">3 </w:t>
+              <w:t>1</w:t>
+            </w:r>
+            <w:r>
+              <w:rPr>
+                <w:lang w:val="en-US"/>
+              </w:rPr>
+              <w:t xml:space="preserve"> </w:t>
             </w:r>
             <w:r>
               <w:t>ч</w:t>
@@ -791,7 +778,10 @@
               </w:rPr>
             </w:pPr>
             <w:r>
-              <w:t>2 ч 39 мин</w:t>
+              <w:t>58</w:t>
+            </w:r>
+            <w:r>
+              <w:t xml:space="preserve"> мин</w:t>
             </w:r>
           </w:p>
         </w:tc>
@@ -941,12 +931,914 @@
       </w:r>
     </w:p>
     <w:p>
+      <w:r>
+        <w:rPr>
+          <w:b/>
+          <w:bCs/>
+        </w:rPr>
+        <w:t>Объяснение:</w:t>
+      </w:r>
+      <w:r>
+        <w:t xml:space="preserve"> гипотеза подтвердилась. </w:t>
+      </w:r>
+      <w:proofErr w:type="spellStart"/>
+      <w:r>
+        <w:t>box_target</w:t>
+      </w:r>
+      <w:proofErr w:type="spellEnd"/>
+      <w:r>
+        <w:t xml:space="preserve"> напрямую связан с приближением куба к цели, то есть с тем же критерием, который отражает SR. Уменьшение веса в 2 раза ослабило стимул для политики оптимизировать эту компоненту. Поэтому </w:t>
+      </w:r>
+      <w:proofErr w:type="spellStart"/>
+      <w:r>
+        <w:t>mean_reward</w:t>
+      </w:r>
+      <w:proofErr w:type="spellEnd"/>
+      <w:r>
+        <w:t xml:space="preserve"> заметно снизился: даже при успешном эпизоде агент получает меньший вклад от </w:t>
+      </w:r>
+      <w:proofErr w:type="spellStart"/>
+      <w:r>
+        <w:t>box_target</w:t>
+      </w:r>
+      <w:proofErr w:type="spellEnd"/>
+      <w:r>
+        <w:t xml:space="preserve">. SR тоже снизился, но не </w:t>
+      </w:r>
+      <w:r>
+        <w:t>так сильно</w:t>
+      </w:r>
+      <w:r>
+        <w:t xml:space="preserve">, потому что остальные компоненты награды всё ещё позволяют в 9 из 10 случаев достигать цели. </w:t>
+      </w:r>
+      <w:r>
+        <w:t>О</w:t>
+      </w:r>
+      <w:r>
+        <w:t>бе метрики согласованно показывают ухудшение, что подтверждает механизм: ослабление ключевого положительного веса ухудшает целевое поведение.</w:t>
+      </w:r>
+    </w:p>
+    <w:p>
+      <w:r>
+        <w:rPr>
+          <w:b/>
+          <w:bCs/>
+        </w:rPr>
+        <w:lastRenderedPageBreak/>
+        <w:t>Параметр:</w:t>
+      </w:r>
+      <w:r>
+        <w:t xml:space="preserve"> </w:t>
+      </w:r>
+      <w:proofErr w:type="spellStart"/>
+      <w:r>
+        <w:t>max_iters</w:t>
+      </w:r>
+      <w:proofErr w:type="spellEnd"/>
+      <w:r>
+        <w:t xml:space="preserve"> — число итераций обучения до остановки. </w:t>
+      </w:r>
+      <w:r>
+        <w:t xml:space="preserve">В </w:t>
+      </w:r>
+      <w:proofErr w:type="spellStart"/>
+      <w:r>
+        <w:t>Colab</w:t>
+      </w:r>
+      <w:proofErr w:type="spellEnd"/>
+      <w:r>
+        <w:t xml:space="preserve"> — переменная MAX_ITERS.</w:t>
+      </w:r>
+    </w:p>
+    <w:p>
+      <w:r>
+        <w:rPr>
+          <w:b/>
+          <w:bCs/>
+        </w:rPr>
+        <w:t>Изменение:</w:t>
+      </w:r>
+      <w:r>
+        <w:t xml:space="preserve"> уменьшить</w:t>
+      </w:r>
+      <w:r>
+        <w:t xml:space="preserve"> параметра </w:t>
+      </w:r>
+      <w:proofErr w:type="spellStart"/>
+      <w:r>
+        <w:t>max_iters</w:t>
+      </w:r>
+      <w:proofErr w:type="spellEnd"/>
+      <w:r>
+        <w:t xml:space="preserve"> </w:t>
+      </w:r>
+      <w:r>
+        <w:t>в 2 раза:</w:t>
+      </w:r>
+    </w:p>
+    <w:p>
       <w:pPr>
         <w:rPr>
           <w:lang w:val="en-US"/>
         </w:rPr>
       </w:pPr>
       <w:r>
+        <w:t xml:space="preserve"> </w:t>
+      </w:r>
+      <w:r>
+        <w:t>MAX_ITERS</w:t>
+      </w:r>
+      <w:r>
+        <w:t xml:space="preserve"> = </w:t>
+      </w:r>
+      <w:r>
+        <w:t>50</w:t>
+      </w:r>
+      <w:r>
+        <w:rPr>
+          <w:lang w:val="en-US"/>
+        </w:rPr>
+        <w:t>1</w:t>
+      </w:r>
+    </w:p>
+    <w:p>
+      <w:r>
+        <w:rPr>
+          <w:b/>
+          <w:bCs/>
+        </w:rPr>
+        <w:t xml:space="preserve">Ожидание по </w:t>
+      </w:r>
+      <w:proofErr w:type="spellStart"/>
+      <w:r>
+        <w:rPr>
+          <w:b/>
+          <w:bCs/>
+        </w:rPr>
+        <w:t>mean_reward</w:t>
+      </w:r>
+      <w:proofErr w:type="spellEnd"/>
+      <w:r>
+        <w:rPr>
+          <w:b/>
+          <w:bCs/>
+        </w:rPr>
+        <w:t>:</w:t>
+      </w:r>
+      <w:r>
+        <w:t xml:space="preserve"> </w:t>
+      </w:r>
+      <w:r>
+        <w:t xml:space="preserve">снизится относительно </w:t>
+      </w:r>
+      <w:proofErr w:type="spellStart"/>
+      <w:r>
+        <w:t>baseline</w:t>
+      </w:r>
+      <w:proofErr w:type="spellEnd"/>
+      <w:r>
+        <w:t xml:space="preserve">, если на </w:t>
+      </w:r>
+      <w:proofErr w:type="spellStart"/>
+      <w:r>
+        <w:t>baseline</w:t>
+      </w:r>
+      <w:proofErr w:type="spellEnd"/>
+      <w:r>
+        <w:t xml:space="preserve"> кривая ещё росла к концу; если </w:t>
+      </w:r>
+      <w:proofErr w:type="spellStart"/>
+      <w:r>
+        <w:t>baseline</w:t>
+      </w:r>
+      <w:proofErr w:type="spellEnd"/>
+      <w:r>
+        <w:t xml:space="preserve"> вышел на плато задолго до 1000 итераций — разница будет минимальной.</w:t>
+      </w:r>
+    </w:p>
+    <w:p>
+      <w:r>
+        <w:rPr>
+          <w:b/>
+          <w:bCs/>
+        </w:rPr>
+        <w:t>Ожидание по SR:</w:t>
+      </w:r>
+      <w:r>
+        <w:t xml:space="preserve"> </w:t>
+      </w:r>
+      <w:r>
+        <w:t xml:space="preserve">снизится или останется близко к </w:t>
+      </w:r>
+      <w:proofErr w:type="spellStart"/>
+      <w:r>
+        <w:t>baseline</w:t>
+      </w:r>
+      <w:proofErr w:type="spellEnd"/>
+      <w:r>
+        <w:t xml:space="preserve">, согласованно с </w:t>
+      </w:r>
+      <w:proofErr w:type="spellStart"/>
+      <w:r>
+        <w:t>mean_reward</w:t>
+      </w:r>
+      <w:proofErr w:type="spellEnd"/>
+      <w:r>
+        <w:t>.</w:t>
+      </w:r>
+    </w:p>
+    <w:p>
+      <w:r>
+        <w:rPr>
+          <w:b/>
+          <w:bCs/>
+        </w:rPr>
+        <w:t>Обоснование:</w:t>
+      </w:r>
+      <w:r>
+        <w:t xml:space="preserve"> </w:t>
+      </w:r>
+      <w:proofErr w:type="spellStart"/>
+      <w:r>
+        <w:t>max_iters</w:t>
+      </w:r>
+      <w:proofErr w:type="spellEnd"/>
+      <w:r>
+        <w:t xml:space="preserve"> — параметр масштаба обучения (длительность). Он не меняет ни задачу, ни функцию награды, а лишь обрывает обучение раньше. Если </w:t>
+      </w:r>
+      <w:proofErr w:type="spellStart"/>
+      <w:r>
+        <w:t>baseline</w:t>
+      </w:r>
+      <w:proofErr w:type="spellEnd"/>
+      <w:r>
+        <w:t xml:space="preserve"> к моменту 1000 итераций уже стабилизировался, сокращение вдвое почти не повлияет на качество; если кривая ещё росла — финальный </w:t>
+      </w:r>
+      <w:proofErr w:type="spellStart"/>
+      <w:r>
+        <w:t>mean_reward</w:t>
+      </w:r>
+      <w:proofErr w:type="spellEnd"/>
+      <w:r>
+        <w:t xml:space="preserve"> будет ниже. Метрики должны быть согласованы.</w:t>
+      </w:r>
+    </w:p>
+    <w:p>
+      <w:pPr>
+        <w:rPr>
+          <w:b/>
+          <w:bCs/>
+        </w:rPr>
+      </w:pPr>
+      <w:r>
+        <w:rPr>
+          <w:b/>
+          <w:bCs/>
+        </w:rPr>
+        <w:t>Результат:</w:t>
+      </w:r>
+    </w:p>
+    <w:p>
+      <w:r>
+        <w:rPr>
+          <w:b/>
+          <w:bCs/>
+        </w:rPr>
+        <w:t>Гипотеза:</w:t>
+      </w:r>
+      <w:r>
+        <w:t xml:space="preserve"> уменьшение веса компоненты </w:t>
+      </w:r>
+      <w:proofErr w:type="spellStart"/>
+      <w:r>
+        <w:t>max_iters</w:t>
+      </w:r>
+      <w:proofErr w:type="spellEnd"/>
+      <w:r>
+        <w:t xml:space="preserve"> </w:t>
+      </w:r>
+      <w:r>
+        <w:t>ухудшит целевое поведение агента</w:t>
+      </w:r>
+      <w:r>
+        <w:t>, но незначительно</w:t>
+      </w:r>
+      <w:r>
+        <w:t xml:space="preserve">: </w:t>
+      </w:r>
+      <w:proofErr w:type="spellStart"/>
+      <w:r>
+        <w:t>mean_reward</w:t>
+      </w:r>
+      <w:proofErr w:type="spellEnd"/>
+      <w:r>
+        <w:t xml:space="preserve"> и SR </w:t>
+      </w:r>
+      <w:r>
+        <w:t xml:space="preserve">немного </w:t>
+      </w:r>
+      <w:r>
+        <w:t xml:space="preserve">снизятся относительно </w:t>
+      </w:r>
+      <w:proofErr w:type="spellStart"/>
+      <w:r>
+        <w:t>baseline</w:t>
+      </w:r>
+      <w:proofErr w:type="spellEnd"/>
+      <w:r>
+        <w:t>.</w:t>
+      </w:r>
+    </w:p>
+    <w:p>
+      <w:pPr>
+        <w:rPr>
+          <w:b/>
+          <w:bCs/>
+        </w:rPr>
+      </w:pPr>
+      <w:r>
+        <w:rPr>
+          <w:b/>
+          <w:bCs/>
+        </w:rPr>
+        <w:t>Т</w:t>
+      </w:r>
+      <w:r>
+        <w:rPr>
+          <w:b/>
+          <w:bCs/>
+        </w:rPr>
+        <w:t>аблиц</w:t>
+      </w:r>
+      <w:r>
+        <w:rPr>
+          <w:b/>
+          <w:bCs/>
+        </w:rPr>
+        <w:t>а результатов</w:t>
+      </w:r>
+      <w:r>
+        <w:rPr>
+          <w:b/>
+          <w:bCs/>
+        </w:rPr>
+        <w:t xml:space="preserve"> (запуск в </w:t>
+      </w:r>
+      <w:proofErr w:type="spellStart"/>
+      <w:r>
+        <w:rPr>
+          <w:b/>
+          <w:bCs/>
+          <w:lang w:val="en-US"/>
+        </w:rPr>
+        <w:t>GoogleC</w:t>
+      </w:r>
+      <w:r>
+        <w:rPr>
+          <w:b/>
+          <w:bCs/>
+          <w:lang w:val="en-US"/>
+        </w:rPr>
+        <w:t>olab</w:t>
+      </w:r>
+      <w:proofErr w:type="spellEnd"/>
+      <w:r>
+        <w:rPr>
+          <w:b/>
+          <w:bCs/>
+        </w:rPr>
+        <w:t>)</w:t>
+      </w:r>
+    </w:p>
+    <w:tbl>
+      <w:tblPr>
+        <w:tblStyle w:val="ac"/>
+        <w:tblW w:w="10120" w:type="dxa"/>
+        <w:tblInd w:w="-431" w:type="dxa"/>
+        <w:tblLayout w:type="fixed"/>
+        <w:tblLook w:val="04A0" w:firstRow="1" w:lastRow="0" w:firstColumn="1" w:lastColumn="0" w:noHBand="0" w:noVBand="1"/>
+      </w:tblPr>
+      <w:tblGrid>
+        <w:gridCol w:w="1560"/>
+        <w:gridCol w:w="1697"/>
+        <w:gridCol w:w="931"/>
+        <w:gridCol w:w="1287"/>
+        <w:gridCol w:w="1042"/>
+        <w:gridCol w:w="851"/>
+        <w:gridCol w:w="2752"/>
+      </w:tblGrid>
+      <w:tr>
+        <w:tc>
+          <w:tcPr>
+            <w:tcW w:w="1560" w:type="dxa"/>
+          </w:tcPr>
+          <w:p>
+            <w:pPr>
+              <w:spacing w:before="100" w:after="100"/>
+              <w:rPr>
+                <w:lang w:val="en-US"/>
+              </w:rPr>
+            </w:pPr>
+            <w:r>
+              <w:t>Эксперимент</w:t>
+            </w:r>
+          </w:p>
+        </w:tc>
+        <w:tc>
+          <w:tcPr>
+            <w:tcW w:w="1697" w:type="dxa"/>
+          </w:tcPr>
+          <w:p>
+            <w:pPr>
+              <w:spacing w:before="100" w:after="100"/>
+              <w:rPr>
+                <w:lang w:val="en-US"/>
+              </w:rPr>
+            </w:pPr>
+            <w:r>
+              <w:t>Изменения в коде</w:t>
+            </w:r>
+          </w:p>
+        </w:tc>
+        <w:tc>
+          <w:tcPr>
+            <w:tcW w:w="931" w:type="dxa"/>
+          </w:tcPr>
+          <w:p>
+            <w:pPr>
+              <w:spacing w:before="100" w:after="100"/>
+              <w:rPr>
+                <w:lang w:val="en-US"/>
+              </w:rPr>
+            </w:pPr>
+            <w:r>
+              <w:t>Команда запуска</w:t>
+            </w:r>
+          </w:p>
+        </w:tc>
+        <w:tc>
+          <w:tcPr>
+            <w:tcW w:w="1287" w:type="dxa"/>
+          </w:tcPr>
+          <w:p>
+            <w:pPr>
+              <w:spacing w:before="100" w:after="100"/>
+              <w:rPr>
+                <w:lang w:val="en-US"/>
+              </w:rPr>
+            </w:pPr>
+            <w:proofErr w:type="spellStart"/>
+            <w:r>
+              <w:rPr>
+                <w:lang w:val="en-US"/>
+              </w:rPr>
+              <w:t>mean_reward</w:t>
+            </w:r>
+            <w:proofErr w:type="spellEnd"/>
+          </w:p>
+        </w:tc>
+        <w:tc>
+          <w:tcPr>
+            <w:tcW w:w="1042" w:type="dxa"/>
+          </w:tcPr>
+          <w:p>
+            <w:pPr>
+              <w:spacing w:before="100" w:after="100"/>
+              <w:rPr>
+                <w:lang w:val="en-US"/>
+              </w:rPr>
+            </w:pPr>
+            <w:r>
+              <w:t>SR (k/10)</w:t>
+            </w:r>
+          </w:p>
+        </w:tc>
+        <w:tc>
+          <w:tcPr>
+            <w:tcW w:w="851" w:type="dxa"/>
+          </w:tcPr>
+          <w:p>
+            <w:pPr>
+              <w:spacing w:before="100" w:after="100"/>
+              <w:rPr>
+                <w:lang w:val="en-US"/>
+              </w:rPr>
+            </w:pPr>
+            <w:r>
+              <w:t>Время</w:t>
+            </w:r>
+          </w:p>
+        </w:tc>
+        <w:tc>
+          <w:tcPr>
+            <w:tcW w:w="2752" w:type="dxa"/>
+          </w:tcPr>
+          <w:p>
+            <w:pPr>
+              <w:spacing w:before="100" w:after="100"/>
+              <w:rPr>
+                <w:lang w:val="en-US"/>
+              </w:rPr>
+            </w:pPr>
+            <w:r>
+              <w:t>Поведение</w:t>
+            </w:r>
+          </w:p>
+        </w:tc>
+      </w:tr>
+      <w:tr>
+        <w:tc>
+          <w:tcPr>
+            <w:tcW w:w="1560" w:type="dxa"/>
+          </w:tcPr>
+          <w:p>
+            <w:pPr>
+              <w:spacing w:before="100" w:after="100"/>
+              <w:rPr>
+                <w:lang w:val="en-US"/>
+              </w:rPr>
+            </w:pPr>
+            <w:proofErr w:type="spellStart"/>
+            <w:r>
+              <w:t>baseline</w:t>
+            </w:r>
+            <w:proofErr w:type="spellEnd"/>
+          </w:p>
+        </w:tc>
+        <w:tc>
+          <w:tcPr>
+            <w:tcW w:w="1697" w:type="dxa"/>
+          </w:tcPr>
+          <w:p>
+            <w:pPr>
+              <w:spacing w:before="100" w:after="100"/>
+              <w:rPr>
+                <w:lang w:val="en-US"/>
+              </w:rPr>
+            </w:pPr>
+          </w:p>
+        </w:tc>
+        <w:tc>
+          <w:tcPr>
+            <w:tcW w:w="931" w:type="dxa"/>
+          </w:tcPr>
+          <w:p>
+            <w:pPr>
+              <w:spacing w:before="100" w:after="100"/>
+              <w:rPr>
+                <w:lang w:val="en-US"/>
+              </w:rPr>
+            </w:pPr>
+          </w:p>
+        </w:tc>
+        <w:tc>
+          <w:tcPr>
+            <w:tcW w:w="1287" w:type="dxa"/>
+          </w:tcPr>
+          <w:p>
+            <w:pPr>
+              <w:spacing w:before="100" w:after="100"/>
+              <w:rPr>
+                <w:lang w:val="en-US"/>
+              </w:rPr>
+            </w:pPr>
+            <w:r>
+              <w:rPr>
+                <w:lang w:val="en-US"/>
+              </w:rPr>
+              <w:t>1380.00</w:t>
+            </w:r>
+          </w:p>
+        </w:tc>
+        <w:tc>
+          <w:tcPr>
+            <w:tcW w:w="1042" w:type="dxa"/>
+          </w:tcPr>
+          <w:p>
+            <w:pPr>
+              <w:spacing w:before="100" w:after="100"/>
+              <w:rPr>
+                <w:lang w:val="en-US"/>
+              </w:rPr>
+            </w:pPr>
+            <w:r>
+              <w:rPr>
+                <w:lang w:val="en-US"/>
+              </w:rPr>
+              <w:t>10/10</w:t>
+            </w:r>
+          </w:p>
+        </w:tc>
+        <w:tc>
+          <w:tcPr>
+            <w:tcW w:w="851" w:type="dxa"/>
+          </w:tcPr>
+          <w:p>
+            <w:pPr>
+              <w:spacing w:before="100" w:after="100"/>
+            </w:pPr>
+            <w:r>
+              <w:t>1</w:t>
+            </w:r>
+            <w:r>
+              <w:rPr>
+                <w:lang w:val="en-US"/>
+              </w:rPr>
+              <w:t xml:space="preserve"> </w:t>
+            </w:r>
+            <w:r>
+              <w:t>ч</w:t>
+            </w:r>
+          </w:p>
+        </w:tc>
+        <w:tc>
+          <w:tcPr>
+            <w:tcW w:w="2752" w:type="dxa"/>
+          </w:tcPr>
+          <w:p>
+            <w:pPr>
+              <w:spacing w:before="100" w:after="100"/>
+            </w:pPr>
+            <w:r>
+              <w:t xml:space="preserve">Агент доносит куб до цели </w:t>
+            </w:r>
+          </w:p>
+        </w:tc>
+      </w:tr>
+      <w:tr>
+        <w:trPr>
+          <w:trHeight w:val="513"/>
+        </w:trPr>
+        <w:tc>
+          <w:tcPr>
+            <w:tcW w:w="1560" w:type="dxa"/>
+          </w:tcPr>
+          <w:p>
+            <w:pPr>
+              <w:spacing w:before="100" w:after="100"/>
+              <w:rPr>
+                <w:lang w:val="en-US"/>
+              </w:rPr>
+            </w:pPr>
+            <w:proofErr w:type="spellStart"/>
+            <w:r>
+              <w:rPr>
+                <w:lang w:val="en-US"/>
+              </w:rPr>
+              <w:t>max_iters</w:t>
+            </w:r>
+            <w:proofErr w:type="spellEnd"/>
+          </w:p>
+        </w:tc>
+        <w:tc>
+          <w:tcPr>
+            <w:tcW w:w="1697" w:type="dxa"/>
+          </w:tcPr>
+          <w:p>
+            <w:pPr>
+              <w:spacing w:before="100" w:after="100"/>
+              <w:rPr>
+                <w:lang w:val="en-US"/>
+              </w:rPr>
+            </w:pPr>
+            <w:r>
+              <w:t>MAX_ITERS</w:t>
+            </w:r>
+            <w:r>
+              <w:t xml:space="preserve"> = </w:t>
+            </w:r>
+            <w:r>
+              <w:t>50</w:t>
+            </w:r>
+            <w:r>
+              <w:rPr>
+                <w:lang w:val="en-US"/>
+              </w:rPr>
+              <w:t>1</w:t>
+            </w:r>
+          </w:p>
+        </w:tc>
+        <w:tc>
+          <w:tcPr>
+            <w:tcW w:w="931" w:type="dxa"/>
+          </w:tcPr>
+          <w:p>
+            <w:pPr>
+              <w:spacing w:before="100" w:after="100"/>
+              <w:rPr>
+                <w:lang w:val="en-US"/>
+              </w:rPr>
+            </w:pPr>
+          </w:p>
+        </w:tc>
+        <w:tc>
+          <w:tcPr>
+            <w:tcW w:w="1287" w:type="dxa"/>
+          </w:tcPr>
+          <w:p>
+            <w:pPr>
+              <w:spacing w:before="100" w:after="100"/>
+            </w:pPr>
+            <w:r>
+              <w:t>1150.00</w:t>
+            </w:r>
+          </w:p>
+        </w:tc>
+        <w:tc>
+          <w:tcPr>
+            <w:tcW w:w="1042" w:type="dxa"/>
+          </w:tcPr>
+          <w:p>
+            <w:pPr>
+              <w:spacing w:before="100" w:after="100"/>
+              <w:rPr>
+                <w:lang w:val="en-US"/>
+              </w:rPr>
+            </w:pPr>
+            <w:r>
+              <w:t>8</w:t>
+            </w:r>
+            <w:r>
+              <w:rPr>
+                <w:lang w:val="en-US"/>
+              </w:rPr>
+              <w:t>/10</w:t>
+            </w:r>
+          </w:p>
+        </w:tc>
+        <w:tc>
+          <w:tcPr>
+            <w:tcW w:w="851" w:type="dxa"/>
+          </w:tcPr>
+          <w:p>
+            <w:pPr>
+              <w:spacing w:before="100" w:after="100"/>
+              <w:rPr>
+                <w:lang w:val="en-US"/>
+              </w:rPr>
+            </w:pPr>
+            <w:r>
+              <w:t>41</w:t>
+            </w:r>
+            <w:r>
+              <w:t xml:space="preserve"> мин</w:t>
+            </w:r>
+          </w:p>
+        </w:tc>
+        <w:tc>
+          <w:tcPr>
+            <w:tcW w:w="2752" w:type="dxa"/>
+          </w:tcPr>
+          <w:p>
+            <w:pPr>
+              <w:spacing w:before="100" w:after="100"/>
+            </w:pPr>
+            <w:r>
+              <w:t>А</w:t>
+            </w:r>
+            <w:r>
+              <w:t xml:space="preserve">гент </w:t>
+            </w:r>
+            <w:r>
+              <w:t>чуть хуже доносит куб до цели</w:t>
+            </w:r>
+          </w:p>
+        </w:tc>
+      </w:tr>
+    </w:tbl>
+    <w:p/>
+    <w:p>
+      <w:r>
+        <w:rPr>
+          <w:b/>
+          <w:bCs/>
+        </w:rPr>
+        <w:t xml:space="preserve">Подтверждение по </w:t>
+      </w:r>
+      <w:proofErr w:type="spellStart"/>
+      <w:r>
+        <w:rPr>
+          <w:b/>
+          <w:bCs/>
+        </w:rPr>
+        <w:t>mean_reward</w:t>
+      </w:r>
+      <w:proofErr w:type="spellEnd"/>
+      <w:r>
+        <w:rPr>
+          <w:b/>
+          <w:bCs/>
+        </w:rPr>
+        <w:t>:</w:t>
+      </w:r>
+      <w:r>
+        <w:t xml:space="preserve"> </w:t>
+      </w:r>
+      <w:r>
+        <w:t xml:space="preserve">да, частично. </w:t>
+      </w:r>
+      <w:proofErr w:type="spellStart"/>
+      <w:r>
+        <w:t>mean_reward</w:t>
+      </w:r>
+      <w:proofErr w:type="spellEnd"/>
+      <w:r>
+        <w:t xml:space="preserve"> снизился с 1380 до 11</w:t>
+      </w:r>
+      <w:r>
+        <w:t>50</w:t>
+      </w:r>
+      <w:r>
+        <w:t xml:space="preserve">, то есть примерно </w:t>
+      </w:r>
+      <w:proofErr w:type="gramStart"/>
+      <w:r>
+        <w:t>на  (</w:t>
+      </w:r>
+      <w:proofErr w:type="gramEnd"/>
+      <w:r>
+        <w:t xml:space="preserve">≈19,9%). Падение есть, но умеренное — заметно меньше, чем при сокращении </w:t>
+      </w:r>
+      <w:proofErr w:type="spellStart"/>
+      <w:r>
+        <w:t>num_envs</w:t>
+      </w:r>
+      <w:proofErr w:type="spellEnd"/>
+      <w:r>
+        <w:t xml:space="preserve">. Это указывает на то, что к 501-й итерации политика уже во многом вышла на плато, но ещё не достигла финального уровня </w:t>
+      </w:r>
+      <w:proofErr w:type="spellStart"/>
+      <w:r>
+        <w:t>baseline</w:t>
+      </w:r>
+      <w:proofErr w:type="spellEnd"/>
+      <w:r>
+        <w:t>.</w:t>
+      </w:r>
+    </w:p>
+    <w:p>
+      <w:r>
+        <w:rPr>
+          <w:b/>
+          <w:bCs/>
+        </w:rPr>
+        <w:t>Подтверждение по SR:</w:t>
+      </w:r>
+      <w:r>
+        <w:t xml:space="preserve"> </w:t>
+      </w:r>
+      <w:r>
+        <w:t>да</w:t>
+      </w:r>
+      <w:r>
+        <w:t xml:space="preserve">. Как и ожидалось </w:t>
+      </w:r>
+      <w:r>
+        <w:rPr>
+          <w:lang w:val="en-US"/>
+        </w:rPr>
+        <w:t>SR</w:t>
+      </w:r>
+      <w:r>
+        <w:t xml:space="preserve"> </w:t>
+      </w:r>
+      <w:r>
+        <w:t>снизился</w:t>
+      </w:r>
+    </w:p>
+    <w:p>
+      <w:r>
+        <w:rPr>
+          <w:b/>
+          <w:bCs/>
+        </w:rPr>
+        <w:t xml:space="preserve">Согласованы ли </w:t>
+      </w:r>
+      <w:proofErr w:type="spellStart"/>
+      <w:r>
+        <w:rPr>
+          <w:b/>
+          <w:bCs/>
+        </w:rPr>
+        <w:t>mean_reward</w:t>
+      </w:r>
+      <w:proofErr w:type="spellEnd"/>
+      <w:r>
+        <w:rPr>
+          <w:b/>
+          <w:bCs/>
+        </w:rPr>
+        <w:t xml:space="preserve"> и SR между собой?</w:t>
+      </w:r>
+      <w:r>
+        <w:t xml:space="preserve"> </w:t>
+      </w:r>
+      <w:r>
+        <w:t>да — параметр масштаба, функция награды та же.</w:t>
+      </w:r>
+    </w:p>
+    <w:p>
+      <w:r>
         <w:rPr>
           <w:b/>
           <w:bCs/>
@@ -954,7 +1846,68 @@
         <w:t>Объяснение:</w:t>
       </w:r>
       <w:r>
-        <w:t xml:space="preserve"> гипотеза подтвердилась. </w:t>
+        <w:t xml:space="preserve"> </w:t>
+      </w:r>
+      <w:r>
+        <w:t xml:space="preserve">гипотеза подтвердилась частично. Сокращение числа итераций вдвое привело к умеренному падению </w:t>
+      </w:r>
+      <w:proofErr w:type="spellStart"/>
+      <w:r>
+        <w:t>mean_reward</w:t>
+      </w:r>
+      <w:proofErr w:type="spellEnd"/>
+      <w:r>
+        <w:t xml:space="preserve"> (~20%), что говорит о том, что </w:t>
+      </w:r>
+      <w:proofErr w:type="spellStart"/>
+      <w:r>
+        <w:t>baseline</w:t>
+      </w:r>
+      <w:proofErr w:type="spellEnd"/>
+      <w:r>
+        <w:t xml:space="preserve"> к концу обучения ещё немного улучшался, но основная часть прогресса была достигнута раньше 501-й итерации.</w:t>
+      </w:r>
+    </w:p>
+    <w:p>
+      <w:r>
+        <w:t>У</w:t>
+      </w:r>
+      <w:r>
+        <w:t xml:space="preserve">меньшение </w:t>
+      </w:r>
+      <w:proofErr w:type="spellStart"/>
+      <w:r>
+        <w:t>max_iters</w:t>
+      </w:r>
+      <w:proofErr w:type="spellEnd"/>
+      <w:r>
+        <w:t xml:space="preserve"> даёт более низкий финальный </w:t>
+      </w:r>
+      <w:proofErr w:type="spellStart"/>
+      <w:r>
+        <w:t>mean_reward</w:t>
+      </w:r>
+      <w:proofErr w:type="spellEnd"/>
+      <w:r>
+        <w:t>, если кривая ещё росла, и почти не влияет, если уже было плато. Здесь эффект промежуточный.</w:t>
+      </w:r>
+    </w:p>
+    <w:p/>
+    <w:p/>
+    <w:p/>
+    <w:p/>
+    <w:p/>
+    <w:p>
+      <w:r>
+        <w:rPr>
+          <w:b/>
+          <w:bCs/>
+        </w:rPr>
+        <w:lastRenderedPageBreak/>
+        <w:t>Параметр:</w:t>
+      </w:r>
+      <w:r>
+        <w:t xml:space="preserve"> </w:t>
       </w:r>
       <w:proofErr w:type="spellStart"/>
       <w:r>
@@ -962,15 +1915,215 @@
       </w:r>
       <w:proofErr w:type="spellEnd"/>
       <w:r>
-        <w:t xml:space="preserve"> напрямую связан с приближением куба к цели, то есть с тем же критерием, который отражает SR. Уменьшение веса в 2 раза ослабило стимул для политики оптимизировать эту компоненту. Поэтому </w:t>
-      </w:r>
-      <w:proofErr w:type="spellStart"/>
-      <w:r>
+        <w:t xml:space="preserve"> — вес основной компоненты награды «близость куба к целевому положению (и ориентации)». Лежит в </w:t>
+      </w:r>
+      <w:proofErr w:type="spellStart"/>
+      <w:r>
+        <w:t>env_</w:t>
+      </w:r>
+      <w:proofErr w:type="gramStart"/>
+      <w:r>
+        <w:t>cfg.reward</w:t>
+      </w:r>
+      <w:proofErr w:type="gramEnd"/>
+      <w:r>
+        <w:t>_</w:t>
+      </w:r>
+      <w:proofErr w:type="gramStart"/>
+      <w:r>
+        <w:t>config.scales</w:t>
+      </w:r>
+      <w:proofErr w:type="spellEnd"/>
+      <w:proofErr w:type="gramEnd"/>
+      <w:r>
+        <w:t xml:space="preserve">, переопределяется в </w:t>
+      </w:r>
+      <w:proofErr w:type="spellStart"/>
+      <w:r>
+        <w:t>Colab</w:t>
+      </w:r>
+      <w:proofErr w:type="spellEnd"/>
+      <w:r>
+        <w:t xml:space="preserve"> до </w:t>
+      </w:r>
+      <w:proofErr w:type="spellStart"/>
+      <w:proofErr w:type="gramStart"/>
+      <w:r>
+        <w:t>registry.load</w:t>
+      </w:r>
+      <w:proofErr w:type="spellEnd"/>
+      <w:proofErr w:type="gramEnd"/>
+      <w:r>
+        <w:t xml:space="preserve">(...). Дефолт — 8.0. </w:t>
+      </w:r>
+    </w:p>
+    <w:p>
+      <w:r>
+        <w:rPr>
+          <w:b/>
+          <w:bCs/>
+        </w:rPr>
+        <w:t>Изменение:</w:t>
+      </w:r>
+      <w:r>
+        <w:t xml:space="preserve"> </w:t>
+      </w:r>
+      <w:r>
+        <w:t xml:space="preserve">увеличение параметра </w:t>
+      </w:r>
+      <w:proofErr w:type="spellStart"/>
+      <w:r>
+        <w:t>box_target</w:t>
+      </w:r>
+      <w:proofErr w:type="spellEnd"/>
+      <w:r>
+        <w:t xml:space="preserve"> </w:t>
+      </w:r>
+      <w:r>
+        <w:t xml:space="preserve">в </w:t>
+      </w:r>
+      <w:r>
+        <w:t>5</w:t>
+      </w:r>
+      <w:r>
+        <w:t xml:space="preserve"> раза:</w:t>
+      </w:r>
+    </w:p>
+    <w:p>
+      <w:r>
+        <w:t xml:space="preserve"> </w:t>
+      </w:r>
+      <w:r>
+        <w:rPr>
+          <w:lang w:val="en-US"/>
+        </w:rPr>
+        <w:t>env</w:t>
+      </w:r>
+      <w:r>
+        <w:t>_</w:t>
+      </w:r>
+      <w:proofErr w:type="spellStart"/>
+      <w:r>
+        <w:rPr>
+          <w:lang w:val="en-US"/>
+        </w:rPr>
+        <w:t>cfg</w:t>
+      </w:r>
+      <w:proofErr w:type="spellEnd"/>
+      <w:r>
+        <w:t>.</w:t>
+      </w:r>
+      <w:r>
+        <w:rPr>
+          <w:lang w:val="en-US"/>
+        </w:rPr>
+        <w:t>reward</w:t>
+      </w:r>
+      <w:r>
+        <w:t>_</w:t>
+      </w:r>
+      <w:r>
+        <w:rPr>
+          <w:lang w:val="en-US"/>
+        </w:rPr>
+        <w:t>config</w:t>
+      </w:r>
+      <w:r>
+        <w:t>.</w:t>
+      </w:r>
+      <w:r>
+        <w:rPr>
+          <w:lang w:val="en-US"/>
+        </w:rPr>
+        <w:t>scales</w:t>
+      </w:r>
+      <w:r>
+        <w:t>.</w:t>
+      </w:r>
+      <w:r>
+        <w:rPr>
+          <w:lang w:val="en-US"/>
+        </w:rPr>
+        <w:t>box</w:t>
+      </w:r>
+      <w:r>
+        <w:t>_</w:t>
+      </w:r>
+      <w:r>
+        <w:rPr>
+          <w:lang w:val="en-US"/>
+        </w:rPr>
+        <w:t>target</w:t>
+      </w:r>
+      <w:r>
+        <w:t xml:space="preserve"> = 40.0</w:t>
+      </w:r>
+    </w:p>
+    <w:p>
+      <w:r>
+        <w:rPr>
+          <w:b/>
+          <w:bCs/>
+        </w:rPr>
+        <w:t xml:space="preserve">Ожидание по </w:t>
+      </w:r>
+      <w:proofErr w:type="spellStart"/>
+      <w:r>
+        <w:rPr>
+          <w:b/>
+          <w:bCs/>
+        </w:rPr>
         <w:t>mean_reward</w:t>
       </w:r>
       <w:proofErr w:type="spellEnd"/>
       <w:r>
-        <w:t xml:space="preserve"> заметно снизился: даже при успешном эпизоде агент получает меньший вклад от </w:t>
+        <w:rPr>
+          <w:b/>
+          <w:bCs/>
+        </w:rPr>
+        <w:t>:</w:t>
+      </w:r>
+      <w:r>
+        <w:t xml:space="preserve"> </w:t>
+      </w:r>
+      <w:r>
+        <w:t xml:space="preserve">вырастет относительно </w:t>
+      </w:r>
+      <w:proofErr w:type="spellStart"/>
+      <w:proofErr w:type="gramStart"/>
+      <w:r>
+        <w:t>baseline</w:t>
+      </w:r>
+      <w:proofErr w:type="spellEnd"/>
+      <w:r>
+        <w:t xml:space="preserve">  —</w:t>
+      </w:r>
+      <w:proofErr w:type="gramEnd"/>
+      <w:r>
+        <w:t xml:space="preserve"> вес основной компоненты увеличен в 5 раз, движение куба к цели приносит больший вклад в суммарную награду.</w:t>
+      </w:r>
+    </w:p>
+    <w:p>
+      <w:r>
+        <w:rPr>
+          <w:b/>
+          <w:bCs/>
+        </w:rPr>
+        <w:t>Ожидание по SR:</w:t>
+      </w:r>
+      <w:r>
+        <w:t xml:space="preserve"> </w:t>
+      </w:r>
+      <w:r>
+        <w:t xml:space="preserve">вырастет или останется на уровне </w:t>
+      </w:r>
+      <w:proofErr w:type="spellStart"/>
+      <w:r>
+        <w:t>baseline</w:t>
+      </w:r>
+      <w:proofErr w:type="spellEnd"/>
+      <w:r>
+        <w:t xml:space="preserve">. </w:t>
       </w:r>
       <w:proofErr w:type="spellStart"/>
       <w:r>
@@ -978,19 +2131,1721 @@
       </w:r>
       <w:proofErr w:type="spellEnd"/>
       <w:r>
-        <w:t xml:space="preserve">. SR тоже снизился, но не </w:t>
-      </w:r>
-      <w:r>
-        <w:t>так сильно</w:t>
-      </w:r>
-      <w:r>
-        <w:t xml:space="preserve">, потому что остальные компоненты награды всё ещё позволяют в 9 из 10 случаев достигать цели. </w:t>
-      </w:r>
-      <w:r>
-        <w:t>О</w:t>
-      </w:r>
-      <w:r>
-        <w:t>бе метрики согласованно показывают ухудшение, что подтверждает механизм: ослабление ключевого положительного веса ухудшает целевое поведение.</w:t>
+        <w:t xml:space="preserve"> напрямую измеряет то же, что SR (расстояние куба до цели), поэтому усиление этой компоненты стимулирует алгоритм делать именно то, что измеряет SR.</w:t>
+      </w:r>
+    </w:p>
+    <w:p>
+      <w:r>
+        <w:rPr>
+          <w:b/>
+          <w:bCs/>
+        </w:rPr>
+        <w:t>Обоснование:</w:t>
+      </w:r>
+      <w:r>
+        <w:t xml:space="preserve"> </w:t>
+      </w:r>
+      <w:proofErr w:type="spellStart"/>
+      <w:r>
+        <w:t>box_target</w:t>
+      </w:r>
+      <w:proofErr w:type="spellEnd"/>
+      <w:r>
+        <w:t xml:space="preserve"> — основная компонента, описывающая задачу напрямую (фазу переноса куба к цели). Увеличение её веса в 5 раз усиливает стимул оптимизировать именно эту компоненту. Поскольку изменённая компонента по смыслу совпадает с критерием SR, ожидается, что обе метрики улучшатся или останутся на высоком уровне</w:t>
+      </w:r>
+      <w:r>
+        <w:t>.</w:t>
+      </w:r>
+    </w:p>
+    <w:p>
+      <w:pPr>
+        <w:rPr>
+          <w:b/>
+          <w:bCs/>
+        </w:rPr>
+      </w:pPr>
+      <w:r>
+        <w:rPr>
+          <w:b/>
+          <w:bCs/>
+        </w:rPr>
+        <w:t>Результат:</w:t>
+      </w:r>
+    </w:p>
+    <w:p>
+      <w:r>
+        <w:rPr>
+          <w:b/>
+          <w:bCs/>
+        </w:rPr>
+        <w:t>Гипотеза:</w:t>
+      </w:r>
+      <w:r>
+        <w:t xml:space="preserve"> </w:t>
+      </w:r>
+      <w:r>
+        <w:t>увеличение</w:t>
+      </w:r>
+      <w:r>
+        <w:t xml:space="preserve"> </w:t>
+      </w:r>
+      <w:r>
+        <w:t xml:space="preserve">веса компоненты </w:t>
+      </w:r>
+      <w:proofErr w:type="spellStart"/>
+      <w:r>
+        <w:t>box_target</w:t>
+      </w:r>
+      <w:proofErr w:type="spellEnd"/>
+      <w:r>
+        <w:t xml:space="preserve"> </w:t>
+      </w:r>
+      <w:r>
+        <w:t>улучшит или не изменит</w:t>
+      </w:r>
+      <w:r>
+        <w:t xml:space="preserve"> целевое поведение агента</w:t>
+      </w:r>
+      <w:r>
+        <w:t>.</w:t>
+      </w:r>
+    </w:p>
+    <w:p>
+      <w:pPr>
+        <w:rPr>
+          <w:b/>
+          <w:bCs/>
+        </w:rPr>
+      </w:pPr>
+      <w:r>
+        <w:rPr>
+          <w:b/>
+          <w:bCs/>
+        </w:rPr>
+        <w:t>Т</w:t>
+      </w:r>
+      <w:r>
+        <w:rPr>
+          <w:b/>
+          <w:bCs/>
+        </w:rPr>
+        <w:t>аблиц</w:t>
+      </w:r>
+      <w:r>
+        <w:rPr>
+          <w:b/>
+          <w:bCs/>
+        </w:rPr>
+        <w:t>а результатов</w:t>
+      </w:r>
+      <w:r>
+        <w:rPr>
+          <w:b/>
+          <w:bCs/>
+        </w:rPr>
+        <w:t xml:space="preserve"> (запуск в </w:t>
+      </w:r>
+      <w:proofErr w:type="spellStart"/>
+      <w:r>
+        <w:rPr>
+          <w:b/>
+          <w:bCs/>
+          <w:lang w:val="en-US"/>
+        </w:rPr>
+        <w:t>GoogleC</w:t>
+      </w:r>
+      <w:r>
+        <w:rPr>
+          <w:b/>
+          <w:bCs/>
+          <w:lang w:val="en-US"/>
+        </w:rPr>
+        <w:t>olab</w:t>
+      </w:r>
+      <w:proofErr w:type="spellEnd"/>
+      <w:r>
+        <w:rPr>
+          <w:b/>
+          <w:bCs/>
+        </w:rPr>
+        <w:t>)</w:t>
+      </w:r>
+    </w:p>
+    <w:tbl>
+      <w:tblPr>
+        <w:tblStyle w:val="ac"/>
+        <w:tblW w:w="10120" w:type="dxa"/>
+        <w:tblInd w:w="-431" w:type="dxa"/>
+        <w:tblLayout w:type="fixed"/>
+        <w:tblLook w:val="04A0" w:firstRow="1" w:lastRow="0" w:firstColumn="1" w:lastColumn="0" w:noHBand="0" w:noVBand="1"/>
+      </w:tblPr>
+      <w:tblGrid>
+        <w:gridCol w:w="1560"/>
+        <w:gridCol w:w="1697"/>
+        <w:gridCol w:w="931"/>
+        <w:gridCol w:w="1287"/>
+        <w:gridCol w:w="1042"/>
+        <w:gridCol w:w="851"/>
+        <w:gridCol w:w="2752"/>
+      </w:tblGrid>
+      <w:tr>
+        <w:tc>
+          <w:tcPr>
+            <w:tcW w:w="1560" w:type="dxa"/>
+          </w:tcPr>
+          <w:p>
+            <w:pPr>
+              <w:spacing w:before="100" w:after="100"/>
+              <w:rPr>
+                <w:lang w:val="en-US"/>
+              </w:rPr>
+            </w:pPr>
+            <w:r>
+              <w:t>Эксперимент</w:t>
+            </w:r>
+          </w:p>
+        </w:tc>
+        <w:tc>
+          <w:tcPr>
+            <w:tcW w:w="1697" w:type="dxa"/>
+          </w:tcPr>
+          <w:p>
+            <w:pPr>
+              <w:spacing w:before="100" w:after="100"/>
+              <w:rPr>
+                <w:lang w:val="en-US"/>
+              </w:rPr>
+            </w:pPr>
+            <w:r>
+              <w:t>Изменения в коде</w:t>
+            </w:r>
+          </w:p>
+        </w:tc>
+        <w:tc>
+          <w:tcPr>
+            <w:tcW w:w="931" w:type="dxa"/>
+          </w:tcPr>
+          <w:p>
+            <w:pPr>
+              <w:spacing w:before="100" w:after="100"/>
+              <w:rPr>
+                <w:lang w:val="en-US"/>
+              </w:rPr>
+            </w:pPr>
+            <w:r>
+              <w:t>Команда запуска</w:t>
+            </w:r>
+          </w:p>
+        </w:tc>
+        <w:tc>
+          <w:tcPr>
+            <w:tcW w:w="1287" w:type="dxa"/>
+          </w:tcPr>
+          <w:p>
+            <w:pPr>
+              <w:spacing w:before="100" w:after="100"/>
+              <w:rPr>
+                <w:lang w:val="en-US"/>
+              </w:rPr>
+            </w:pPr>
+            <w:proofErr w:type="spellStart"/>
+            <w:r>
+              <w:rPr>
+                <w:lang w:val="en-US"/>
+              </w:rPr>
+              <w:t>mean_reward</w:t>
+            </w:r>
+            <w:proofErr w:type="spellEnd"/>
+          </w:p>
+        </w:tc>
+        <w:tc>
+          <w:tcPr>
+            <w:tcW w:w="1042" w:type="dxa"/>
+          </w:tcPr>
+          <w:p>
+            <w:pPr>
+              <w:spacing w:before="100" w:after="100"/>
+              <w:rPr>
+                <w:lang w:val="en-US"/>
+              </w:rPr>
+            </w:pPr>
+            <w:r>
+              <w:t>SR (k/10)</w:t>
+            </w:r>
+          </w:p>
+        </w:tc>
+        <w:tc>
+          <w:tcPr>
+            <w:tcW w:w="851" w:type="dxa"/>
+          </w:tcPr>
+          <w:p>
+            <w:pPr>
+              <w:spacing w:before="100" w:after="100"/>
+              <w:rPr>
+                <w:lang w:val="en-US"/>
+              </w:rPr>
+            </w:pPr>
+            <w:r>
+              <w:t>Время</w:t>
+            </w:r>
+          </w:p>
+        </w:tc>
+        <w:tc>
+          <w:tcPr>
+            <w:tcW w:w="2752" w:type="dxa"/>
+          </w:tcPr>
+          <w:p>
+            <w:pPr>
+              <w:spacing w:before="100" w:after="100"/>
+              <w:rPr>
+                <w:lang w:val="en-US"/>
+              </w:rPr>
+            </w:pPr>
+            <w:r>
+              <w:t>Поведение</w:t>
+            </w:r>
+          </w:p>
+        </w:tc>
+      </w:tr>
+      <w:tr>
+        <w:tc>
+          <w:tcPr>
+            <w:tcW w:w="1560" w:type="dxa"/>
+          </w:tcPr>
+          <w:p>
+            <w:pPr>
+              <w:spacing w:before="100" w:after="100"/>
+              <w:rPr>
+                <w:lang w:val="en-US"/>
+              </w:rPr>
+            </w:pPr>
+            <w:proofErr w:type="spellStart"/>
+            <w:r>
+              <w:t>baseline</w:t>
+            </w:r>
+            <w:proofErr w:type="spellEnd"/>
+          </w:p>
+        </w:tc>
+        <w:tc>
+          <w:tcPr>
+            <w:tcW w:w="1697" w:type="dxa"/>
+          </w:tcPr>
+          <w:p>
+            <w:pPr>
+              <w:spacing w:before="100" w:after="100"/>
+              <w:rPr>
+                <w:lang w:val="en-US"/>
+              </w:rPr>
+            </w:pPr>
+          </w:p>
+        </w:tc>
+        <w:tc>
+          <w:tcPr>
+            <w:tcW w:w="931" w:type="dxa"/>
+          </w:tcPr>
+          <w:p>
+            <w:pPr>
+              <w:spacing w:before="100" w:after="100"/>
+              <w:rPr>
+                <w:lang w:val="en-US"/>
+              </w:rPr>
+            </w:pPr>
+          </w:p>
+        </w:tc>
+        <w:tc>
+          <w:tcPr>
+            <w:tcW w:w="1287" w:type="dxa"/>
+          </w:tcPr>
+          <w:p>
+            <w:pPr>
+              <w:spacing w:before="100" w:after="100"/>
+              <w:rPr>
+                <w:lang w:val="en-US"/>
+              </w:rPr>
+            </w:pPr>
+            <w:r>
+              <w:rPr>
+                <w:lang w:val="en-US"/>
+              </w:rPr>
+              <w:t>1380.00</w:t>
+            </w:r>
+          </w:p>
+        </w:tc>
+        <w:tc>
+          <w:tcPr>
+            <w:tcW w:w="1042" w:type="dxa"/>
+          </w:tcPr>
+          <w:p>
+            <w:pPr>
+              <w:spacing w:before="100" w:after="100"/>
+              <w:rPr>
+                <w:lang w:val="en-US"/>
+              </w:rPr>
+            </w:pPr>
+            <w:r>
+              <w:rPr>
+                <w:lang w:val="en-US"/>
+              </w:rPr>
+              <w:t>10/10</w:t>
+            </w:r>
+          </w:p>
+        </w:tc>
+        <w:tc>
+          <w:tcPr>
+            <w:tcW w:w="851" w:type="dxa"/>
+          </w:tcPr>
+          <w:p>
+            <w:pPr>
+              <w:spacing w:before="100" w:after="100"/>
+            </w:pPr>
+            <w:r>
+              <w:t>1</w:t>
+            </w:r>
+            <w:r>
+              <w:rPr>
+                <w:lang w:val="en-US"/>
+              </w:rPr>
+              <w:t xml:space="preserve"> </w:t>
+            </w:r>
+            <w:r>
+              <w:t>ч</w:t>
+            </w:r>
+          </w:p>
+        </w:tc>
+        <w:tc>
+          <w:tcPr>
+            <w:tcW w:w="2752" w:type="dxa"/>
+          </w:tcPr>
+          <w:p>
+            <w:pPr>
+              <w:spacing w:before="100" w:after="100"/>
+            </w:pPr>
+            <w:r>
+              <w:t xml:space="preserve">Агент доносит куб до цели </w:t>
+            </w:r>
+          </w:p>
+        </w:tc>
+      </w:tr>
+      <w:tr>
+        <w:tc>
+          <w:tcPr>
+            <w:tcW w:w="1560" w:type="dxa"/>
+          </w:tcPr>
+          <w:p>
+            <w:pPr>
+              <w:spacing w:before="100" w:after="100"/>
+              <w:rPr>
+                <w:lang w:val="en-US"/>
+              </w:rPr>
+            </w:pPr>
+            <w:proofErr w:type="spellStart"/>
+            <w:r>
+              <w:rPr>
+                <w:lang w:val="en-US"/>
+              </w:rPr>
+              <w:t>Box_targer</w:t>
+            </w:r>
+            <w:proofErr w:type="spellEnd"/>
+          </w:p>
+        </w:tc>
+        <w:tc>
+          <w:tcPr>
+            <w:tcW w:w="1697" w:type="dxa"/>
+          </w:tcPr>
+          <w:p>
+            <w:pPr>
+              <w:spacing w:before="100" w:after="100"/>
+              <w:rPr>
+                <w:lang w:val="en-US"/>
+              </w:rPr>
+            </w:pPr>
+            <w:proofErr w:type="spellStart"/>
+            <w:r>
+              <w:rPr>
+                <w:lang w:val="en-US"/>
+              </w:rPr>
+              <w:t>env_cfg.reward_config.scales.box_target</w:t>
+            </w:r>
+            <w:proofErr w:type="spellEnd"/>
+            <w:r>
+              <w:rPr>
+                <w:lang w:val="en-US"/>
+              </w:rPr>
+              <w:t xml:space="preserve"> = 40.0</w:t>
+            </w:r>
+          </w:p>
+        </w:tc>
+        <w:tc>
+          <w:tcPr>
+            <w:tcW w:w="931" w:type="dxa"/>
+          </w:tcPr>
+          <w:p>
+            <w:pPr>
+              <w:spacing w:before="100" w:after="100"/>
+              <w:rPr>
+                <w:lang w:val="en-US"/>
+              </w:rPr>
+            </w:pPr>
+          </w:p>
+        </w:tc>
+        <w:tc>
+          <w:tcPr>
+            <w:tcW w:w="1287" w:type="dxa"/>
+          </w:tcPr>
+          <w:p>
+            <w:pPr>
+              <w:spacing w:before="100" w:after="100"/>
+            </w:pPr>
+            <w:r>
+              <w:t>4155</w:t>
+            </w:r>
+          </w:p>
+        </w:tc>
+        <w:tc>
+          <w:tcPr>
+            <w:tcW w:w="1042" w:type="dxa"/>
+          </w:tcPr>
+          <w:p>
+            <w:pPr>
+              <w:spacing w:before="100" w:after="100"/>
+              <w:rPr>
+                <w:lang w:val="en-US"/>
+              </w:rPr>
+            </w:pPr>
+            <w:r>
+              <w:t>10</w:t>
+            </w:r>
+            <w:r>
+              <w:rPr>
+                <w:lang w:val="en-US"/>
+              </w:rPr>
+              <w:t>/10</w:t>
+            </w:r>
+          </w:p>
+        </w:tc>
+        <w:tc>
+          <w:tcPr>
+            <w:tcW w:w="851" w:type="dxa"/>
+          </w:tcPr>
+          <w:p>
+            <w:pPr>
+              <w:spacing w:before="100" w:after="100"/>
+              <w:rPr>
+                <w:lang w:val="en-US"/>
+              </w:rPr>
+            </w:pPr>
+            <w:r>
+              <w:t>1</w:t>
+            </w:r>
+            <w:r>
+              <w:t xml:space="preserve"> </w:t>
+            </w:r>
+            <w:r>
+              <w:t>ч 37 мин</w:t>
+            </w:r>
+          </w:p>
+        </w:tc>
+        <w:tc>
+          <w:tcPr>
+            <w:tcW w:w="2752" w:type="dxa"/>
+          </w:tcPr>
+          <w:p>
+            <w:pPr>
+              <w:spacing w:before="100" w:after="100"/>
+            </w:pPr>
+            <w:r>
+              <w:t>А</w:t>
+            </w:r>
+            <w:r>
+              <w:t xml:space="preserve">гент </w:t>
+            </w:r>
+            <w:r>
+              <w:t>увереннее доносит куб до цели</w:t>
+            </w:r>
+          </w:p>
+        </w:tc>
+      </w:tr>
+    </w:tbl>
+    <w:p/>
+    <w:p>
+      <w:r>
+        <w:rPr>
+          <w:b/>
+          <w:bCs/>
+        </w:rPr>
+        <w:t xml:space="preserve">Подтверждение по </w:t>
+      </w:r>
+      <w:proofErr w:type="spellStart"/>
+      <w:r>
+        <w:rPr>
+          <w:b/>
+          <w:bCs/>
+        </w:rPr>
+        <w:t>mean_reward</w:t>
+      </w:r>
+      <w:proofErr w:type="spellEnd"/>
+      <w:r>
+        <w:rPr>
+          <w:b/>
+          <w:bCs/>
+        </w:rPr>
+        <w:t>:</w:t>
+      </w:r>
+      <w:r>
+        <w:t xml:space="preserve"> </w:t>
+      </w:r>
+      <w:r>
+        <w:t xml:space="preserve">да. </w:t>
+      </w:r>
+      <w:proofErr w:type="spellStart"/>
+      <w:r>
+        <w:t>mean_reward</w:t>
+      </w:r>
+      <w:proofErr w:type="spellEnd"/>
+      <w:r>
+        <w:t xml:space="preserve"> вырос с 1380 до 4155, то есть более чем в 3 раза (≈+201,1%). Это согласуется с гипотезой: увеличенный вес основной компоненты даёт больший вклад за шаг при движении куба к цели.</w:t>
+      </w:r>
+    </w:p>
+    <w:p>
+      <w:r>
+        <w:rPr>
+          <w:b/>
+          <w:bCs/>
+        </w:rPr>
+        <w:t>Подтверждение по SR:</w:t>
+      </w:r>
+      <w:r>
+        <w:t xml:space="preserve"> </w:t>
+      </w:r>
+      <w:r>
+        <w:t xml:space="preserve">да, но эффект на уровне потолка. SR остался 10/10 — политика и на </w:t>
+      </w:r>
+      <w:proofErr w:type="spellStart"/>
+      <w:r>
+        <w:t>baseline</w:t>
+      </w:r>
+      <w:proofErr w:type="spellEnd"/>
+      <w:r>
+        <w:t xml:space="preserve"> уже доставляла куб к цели во всех эпизодах, поэтому улучшать здесь нечего. Гипотеза «вырастет или останется на уровне </w:t>
+      </w:r>
+      <w:proofErr w:type="spellStart"/>
+      <w:r>
+        <w:t>baseline</w:t>
+      </w:r>
+      <w:proofErr w:type="spellEnd"/>
+      <w:r>
+        <w:t>» подтвердилась в части «останется».</w:t>
+      </w:r>
+    </w:p>
+    <w:p>
+      <w:r>
+        <w:rPr>
+          <w:b/>
+          <w:bCs/>
+        </w:rPr>
+        <w:t xml:space="preserve">Согласованы ли </w:t>
+      </w:r>
+      <w:proofErr w:type="spellStart"/>
+      <w:r>
+        <w:rPr>
+          <w:b/>
+          <w:bCs/>
+        </w:rPr>
+        <w:t>mean_reward</w:t>
+      </w:r>
+      <w:proofErr w:type="spellEnd"/>
+      <w:r>
+        <w:rPr>
+          <w:b/>
+          <w:bCs/>
+        </w:rPr>
+        <w:t xml:space="preserve"> и SR между собой?</w:t>
+      </w:r>
+      <w:r>
+        <w:t xml:space="preserve"> </w:t>
+      </w:r>
+      <w:r>
+        <w:t xml:space="preserve">Да, в широком смысле — обе метрики не ухудшились. Но </w:t>
+      </w:r>
+      <w:proofErr w:type="spellStart"/>
+      <w:r>
+        <w:t>mean_reward</w:t>
+      </w:r>
+      <w:proofErr w:type="spellEnd"/>
+      <w:r>
+        <w:t xml:space="preserve"> вырос втрое, а SR не изменился, потому что уже был максимальным (10/10). Это не расхождение метрик, а эффект потолка: SR не может превысить 10/10, поэтому усиление основной компоненты проявилось только в </w:t>
+      </w:r>
+      <w:proofErr w:type="spellStart"/>
+      <w:r>
+        <w:t>mean_reward</w:t>
+      </w:r>
+      <w:proofErr w:type="spellEnd"/>
+      <w:r>
+        <w:t>.</w:t>
+      </w:r>
+    </w:p>
+    <w:p>
+      <w:proofErr w:type="gramStart"/>
+      <w:r>
+        <w:rPr>
+          <w:b/>
+          <w:bCs/>
+        </w:rPr>
+        <w:t>Объяснение:</w:t>
+      </w:r>
+      <w:r>
+        <w:t xml:space="preserve"> </w:t>
+      </w:r>
+      <w:r>
+        <w:t> гипотеза</w:t>
+      </w:r>
+      <w:proofErr w:type="gramEnd"/>
+      <w:r>
+        <w:t xml:space="preserve"> подтвердилась. </w:t>
+      </w:r>
+      <w:proofErr w:type="spellStart"/>
+      <w:r>
+        <w:t>box_target</w:t>
+      </w:r>
+      <w:proofErr w:type="spellEnd"/>
+      <w:r>
+        <w:t xml:space="preserve"> напрямую связан с приближением куба к цели — тем же критерием, который отражает SR. Увеличение веса в 5 раз усилило стимул оптимизировать эту компоненту, что дало значительный рост </w:t>
+      </w:r>
+      <w:proofErr w:type="spellStart"/>
+      <w:r>
+        <w:t>mean_reward</w:t>
+      </w:r>
+      <w:proofErr w:type="spellEnd"/>
+      <w:r>
+        <w:t xml:space="preserve"> (больше вклада за шаг при переносе куба). SR остался 10/10, потому что </w:t>
+      </w:r>
+      <w:proofErr w:type="spellStart"/>
+      <w:r>
+        <w:t>baseline</w:t>
+      </w:r>
+      <w:proofErr w:type="spellEnd"/>
+      <w:r>
+        <w:t xml:space="preserve"> уже решал задачу во всех эпизодах — улучшать было нечего. </w:t>
+      </w:r>
+    </w:p>
+    <w:p>
+      <w:r>
+        <w:rPr>
+          <w:b/>
+          <w:bCs/>
+        </w:rPr>
+        <w:lastRenderedPageBreak/>
+        <w:t>Параметр:</w:t>
+      </w:r>
+      <w:r>
+        <w:t xml:space="preserve"> </w:t>
+      </w:r>
+      <w:proofErr w:type="spellStart"/>
+      <w:r>
+        <w:t>robot_target_qpos</w:t>
+      </w:r>
+      <w:proofErr w:type="spellEnd"/>
+      <w:r>
+        <w:t xml:space="preserve"> — вес вспомогательной компоненты «близость углов суставов к стартовой позе». Лежит</w:t>
+      </w:r>
+      <w:r>
+        <w:rPr>
+          <w:lang w:val="en-US"/>
+        </w:rPr>
+        <w:t xml:space="preserve"> </w:t>
+      </w:r>
+      <w:r>
+        <w:t>в</w:t>
+      </w:r>
+      <w:r>
+        <w:rPr>
+          <w:lang w:val="en-US"/>
+        </w:rPr>
+        <w:t xml:space="preserve"> </w:t>
+      </w:r>
+      <w:proofErr w:type="spellStart"/>
+      <w:r>
+        <w:rPr>
+          <w:lang w:val="en-US"/>
+        </w:rPr>
+        <w:t>env_</w:t>
+      </w:r>
+      <w:proofErr w:type="gramStart"/>
+      <w:r>
+        <w:rPr>
+          <w:lang w:val="en-US"/>
+        </w:rPr>
+        <w:t>cfg.reward</w:t>
+      </w:r>
+      <w:proofErr w:type="gramEnd"/>
+      <w:r>
+        <w:rPr>
+          <w:lang w:val="en-US"/>
+        </w:rPr>
+        <w:t>_</w:t>
+      </w:r>
+      <w:proofErr w:type="gramStart"/>
+      <w:r>
+        <w:rPr>
+          <w:lang w:val="en-US"/>
+        </w:rPr>
+        <w:t>config.scales</w:t>
+      </w:r>
+      <w:proofErr w:type="spellEnd"/>
+      <w:proofErr w:type="gramEnd"/>
+      <w:r>
+        <w:rPr>
+          <w:lang w:val="en-US"/>
+        </w:rPr>
+        <w:t xml:space="preserve"> </w:t>
+      </w:r>
+      <w:r>
+        <w:t>в</w:t>
+      </w:r>
+      <w:r>
+        <w:rPr>
+          <w:lang w:val="en-US"/>
+        </w:rPr>
+        <w:t xml:space="preserve"> </w:t>
+      </w:r>
+      <w:proofErr w:type="spellStart"/>
+      <w:r>
+        <w:rPr>
+          <w:lang w:val="en-US"/>
+        </w:rPr>
+        <w:t>Colab</w:t>
+      </w:r>
+      <w:proofErr w:type="spellEnd"/>
+      <w:r>
+        <w:rPr>
+          <w:lang w:val="en-US"/>
+        </w:rPr>
+        <w:t xml:space="preserve"> </w:t>
+      </w:r>
+      <w:r>
+        <w:t>до</w:t>
+      </w:r>
+      <w:r>
+        <w:rPr>
+          <w:lang w:val="en-US"/>
+        </w:rPr>
+        <w:t xml:space="preserve"> </w:t>
+      </w:r>
+      <w:proofErr w:type="spellStart"/>
+      <w:proofErr w:type="gramStart"/>
+      <w:r>
+        <w:rPr>
+          <w:lang w:val="en-US"/>
+        </w:rPr>
+        <w:t>registry.load</w:t>
+      </w:r>
+      <w:proofErr w:type="spellEnd"/>
+      <w:proofErr w:type="gramEnd"/>
+      <w:r>
+        <w:rPr>
+          <w:lang w:val="en-US"/>
+        </w:rPr>
+        <w:t xml:space="preserve">(...). </w:t>
+      </w:r>
+      <w:r>
+        <w:t>Дефолт — 0.3.</w:t>
+      </w:r>
+    </w:p>
+    <w:p>
+      <w:r>
+        <w:rPr>
+          <w:b/>
+          <w:bCs/>
+        </w:rPr>
+        <w:t>Изменение:</w:t>
+      </w:r>
+      <w:r>
+        <w:t xml:space="preserve"> у</w:t>
+      </w:r>
+      <w:r>
+        <w:t xml:space="preserve">величение параметра </w:t>
+      </w:r>
+      <w:proofErr w:type="spellStart"/>
+      <w:r>
+        <w:t>robot_target_qpos</w:t>
+      </w:r>
+      <w:proofErr w:type="spellEnd"/>
+      <w:r>
+        <w:t xml:space="preserve"> </w:t>
+      </w:r>
+      <w:r>
+        <w:t xml:space="preserve">в </w:t>
+      </w:r>
+      <w:r>
+        <w:t>100</w:t>
+      </w:r>
+      <w:r>
+        <w:t xml:space="preserve"> раз:</w:t>
+      </w:r>
+    </w:p>
+    <w:p>
+      <w:pPr>
+        <w:rPr>
+          <w:lang w:val="en-US"/>
+        </w:rPr>
+      </w:pPr>
+      <w:proofErr w:type="spellStart"/>
+      <w:r>
+        <w:rPr>
+          <w:lang w:val="en-US"/>
+        </w:rPr>
+        <w:t>env_</w:t>
+      </w:r>
+      <w:proofErr w:type="gramStart"/>
+      <w:r>
+        <w:rPr>
+          <w:lang w:val="en-US"/>
+        </w:rPr>
+        <w:t>cfg.reward</w:t>
+      </w:r>
+      <w:proofErr w:type="gramEnd"/>
+      <w:r>
+        <w:rPr>
+          <w:lang w:val="en-US"/>
+        </w:rPr>
+        <w:t>_</w:t>
+      </w:r>
+      <w:proofErr w:type="gramStart"/>
+      <w:r>
+        <w:rPr>
+          <w:lang w:val="en-US"/>
+        </w:rPr>
+        <w:t>config.scales</w:t>
+      </w:r>
+      <w:proofErr w:type="gramEnd"/>
+      <w:r>
+        <w:rPr>
+          <w:lang w:val="en-US"/>
+        </w:rPr>
+        <w:t>.robot_target_qpos</w:t>
+      </w:r>
+      <w:proofErr w:type="spellEnd"/>
+      <w:r>
+        <w:rPr>
+          <w:lang w:val="en-US"/>
+        </w:rPr>
+        <w:t xml:space="preserve"> = 30.0</w:t>
+      </w:r>
+    </w:p>
+    <w:p>
+      <w:r>
+        <w:rPr>
+          <w:b/>
+          <w:bCs/>
+        </w:rPr>
+        <w:t xml:space="preserve">Ожидание по </w:t>
+      </w:r>
+      <w:proofErr w:type="spellStart"/>
+      <w:r>
+        <w:rPr>
+          <w:b/>
+          <w:bCs/>
+        </w:rPr>
+        <w:t>mean_reward</w:t>
+      </w:r>
+      <w:proofErr w:type="spellEnd"/>
+      <w:r>
+        <w:rPr>
+          <w:b/>
+          <w:bCs/>
+        </w:rPr>
+        <w:t>:</w:t>
+      </w:r>
+      <w:r>
+        <w:t xml:space="preserve"> </w:t>
+      </w:r>
+      <w:r>
+        <w:t xml:space="preserve">вырастет относительно </w:t>
+      </w:r>
+      <w:proofErr w:type="spellStart"/>
+      <w:r>
+        <w:t>baseline</w:t>
+      </w:r>
+      <w:proofErr w:type="spellEnd"/>
+      <w:r>
+        <w:t xml:space="preserve"> (возможно, значительно) — доминирующая вспомогательная компонента даёт большой вклад за шаг, пока рука в стартовой позе.</w:t>
+      </w:r>
+    </w:p>
+    <w:p>
+      <w:r>
+        <w:rPr>
+          <w:b/>
+          <w:bCs/>
+        </w:rPr>
+        <w:t>Ожидание по SR:</w:t>
+      </w:r>
+      <w:r>
+        <w:t xml:space="preserve"> </w:t>
+      </w:r>
+      <w:r>
+        <w:t>резко снизится, вплоть до 0/10 — у политики не остаётся стимула двигаться к кубу.</w:t>
+      </w:r>
+    </w:p>
+    <w:p>
+      <w:r>
+        <w:rPr>
+          <w:b/>
+          <w:bCs/>
+        </w:rPr>
+        <w:t>Обоснование:</w:t>
+      </w:r>
+      <w:r>
+        <w:t xml:space="preserve"> </w:t>
+      </w:r>
+      <w:proofErr w:type="spellStart"/>
+      <w:r>
+        <w:t>robot_target_qpos</w:t>
+      </w:r>
+      <w:proofErr w:type="spellEnd"/>
+      <w:r>
+        <w:t xml:space="preserve"> — вспомогательная (регуляризирующая) компонента. При дефолтном весе 0.3 она незаметна, но при 30.0 становится доминирующей целью функции награды. RL-агент — </w:t>
+      </w:r>
+      <w:proofErr w:type="spellStart"/>
+      <w:r>
+        <w:t>максимизатор</w:t>
+      </w:r>
+      <w:proofErr w:type="spellEnd"/>
+      <w:r>
+        <w:t xml:space="preserve"> числа: оптимальная стратегия для такого числа — стоять неподвижно в стартовой позе. Задача </w:t>
+      </w:r>
+      <w:proofErr w:type="spellStart"/>
+      <w:r>
+        <w:t>PickCube</w:t>
+      </w:r>
+      <w:proofErr w:type="spellEnd"/>
+      <w:r>
+        <w:t xml:space="preserve"> при этом практически вытесняется из функции награды. Ожидаем расхождение метрик: </w:t>
+      </w:r>
+      <w:proofErr w:type="spellStart"/>
+      <w:r>
+        <w:t>mean_reward</w:t>
+      </w:r>
+      <w:proofErr w:type="spellEnd"/>
+      <w:r>
+        <w:t xml:space="preserve"> высокий, SR </w:t>
+      </w:r>
+      <w:r>
+        <w:t>-</w:t>
+      </w:r>
+      <w:r>
+        <w:t xml:space="preserve"> 0 (тип влияния «вес вспомогательной компоненты», опыт B из урока 5).</w:t>
+      </w:r>
+    </w:p>
+    <w:p>
+      <w:pPr>
+        <w:rPr>
+          <w:b/>
+          <w:bCs/>
+        </w:rPr>
+      </w:pPr>
+      <w:r>
+        <w:rPr>
+          <w:b/>
+          <w:bCs/>
+        </w:rPr>
+        <w:t>Результат:</w:t>
+      </w:r>
+    </w:p>
+    <w:p>
+      <w:r>
+        <w:rPr>
+          <w:b/>
+          <w:bCs/>
+        </w:rPr>
+        <w:t>Гипотеза:</w:t>
+      </w:r>
+      <w:r>
+        <w:t xml:space="preserve"> </w:t>
+      </w:r>
+      <w:r>
+        <w:t>увеличение</w:t>
+      </w:r>
+      <w:r>
+        <w:t xml:space="preserve"> веса компоненты </w:t>
+      </w:r>
+      <w:proofErr w:type="spellStart"/>
+      <w:r>
+        <w:t>robot_target_qpos</w:t>
+      </w:r>
+      <w:proofErr w:type="spellEnd"/>
+      <w:r>
+        <w:t xml:space="preserve"> </w:t>
+      </w:r>
+      <w:r>
+        <w:t xml:space="preserve">сильно </w:t>
+      </w:r>
+      <w:r>
+        <w:t xml:space="preserve">ухудшит целевое поведение агента: </w:t>
+      </w:r>
+      <w:proofErr w:type="spellStart"/>
+      <w:r>
+        <w:t>mean_reward</w:t>
+      </w:r>
+      <w:proofErr w:type="spellEnd"/>
+      <w:r>
+        <w:t xml:space="preserve"> </w:t>
+      </w:r>
+      <w:r>
+        <w:t>вырастет, а</w:t>
+      </w:r>
+      <w:r>
+        <w:t xml:space="preserve"> SR </w:t>
+      </w:r>
+      <w:r>
+        <w:t xml:space="preserve">сильно </w:t>
+      </w:r>
+      <w:r>
+        <w:t xml:space="preserve">снизятся относительно </w:t>
+      </w:r>
+      <w:proofErr w:type="spellStart"/>
+      <w:r>
+        <w:t>baseline</w:t>
+      </w:r>
+      <w:proofErr w:type="spellEnd"/>
+      <w:r>
+        <w:t>.</w:t>
+      </w:r>
+    </w:p>
+    <w:p>
+      <w:pPr>
+        <w:rPr>
+          <w:b/>
+          <w:bCs/>
+        </w:rPr>
+      </w:pPr>
+      <w:r>
+        <w:rPr>
+          <w:b/>
+          <w:bCs/>
+        </w:rPr>
+        <w:t>Т</w:t>
+      </w:r>
+      <w:r>
+        <w:rPr>
+          <w:b/>
+          <w:bCs/>
+        </w:rPr>
+        <w:t>аблиц</w:t>
+      </w:r>
+      <w:r>
+        <w:rPr>
+          <w:b/>
+          <w:bCs/>
+        </w:rPr>
+        <w:t>а результатов</w:t>
+      </w:r>
+      <w:r>
+        <w:rPr>
+          <w:b/>
+          <w:bCs/>
+        </w:rPr>
+        <w:t xml:space="preserve"> (запуск в </w:t>
+      </w:r>
+      <w:proofErr w:type="spellStart"/>
+      <w:r>
+        <w:rPr>
+          <w:b/>
+          <w:bCs/>
+          <w:lang w:val="en-US"/>
+        </w:rPr>
+        <w:t>GoogleC</w:t>
+      </w:r>
+      <w:r>
+        <w:rPr>
+          <w:b/>
+          <w:bCs/>
+          <w:lang w:val="en-US"/>
+        </w:rPr>
+        <w:t>olab</w:t>
+      </w:r>
+      <w:proofErr w:type="spellEnd"/>
+      <w:r>
+        <w:rPr>
+          <w:b/>
+          <w:bCs/>
+        </w:rPr>
+        <w:t>)</w:t>
+      </w:r>
+    </w:p>
+    <w:tbl>
+      <w:tblPr>
+        <w:tblStyle w:val="ac"/>
+        <w:tblW w:w="10120" w:type="dxa"/>
+        <w:tblInd w:w="-431" w:type="dxa"/>
+        <w:tblLayout w:type="fixed"/>
+        <w:tblLook w:val="04A0" w:firstRow="1" w:lastRow="0" w:firstColumn="1" w:lastColumn="0" w:noHBand="0" w:noVBand="1"/>
+      </w:tblPr>
+      <w:tblGrid>
+        <w:gridCol w:w="1560"/>
+        <w:gridCol w:w="1697"/>
+        <w:gridCol w:w="931"/>
+        <w:gridCol w:w="1287"/>
+        <w:gridCol w:w="1042"/>
+        <w:gridCol w:w="851"/>
+        <w:gridCol w:w="2752"/>
+      </w:tblGrid>
+      <w:tr>
+        <w:tc>
+          <w:tcPr>
+            <w:tcW w:w="1560" w:type="dxa"/>
+          </w:tcPr>
+          <w:p>
+            <w:pPr>
+              <w:spacing w:before="100" w:after="100"/>
+              <w:rPr>
+                <w:lang w:val="en-US"/>
+              </w:rPr>
+            </w:pPr>
+            <w:r>
+              <w:t>Эксперимент</w:t>
+            </w:r>
+          </w:p>
+        </w:tc>
+        <w:tc>
+          <w:tcPr>
+            <w:tcW w:w="1697" w:type="dxa"/>
+          </w:tcPr>
+          <w:p>
+            <w:pPr>
+              <w:spacing w:before="100" w:after="100"/>
+              <w:rPr>
+                <w:lang w:val="en-US"/>
+              </w:rPr>
+            </w:pPr>
+            <w:r>
+              <w:t>Изменения в коде</w:t>
+            </w:r>
+          </w:p>
+        </w:tc>
+        <w:tc>
+          <w:tcPr>
+            <w:tcW w:w="931" w:type="dxa"/>
+          </w:tcPr>
+          <w:p>
+            <w:pPr>
+              <w:spacing w:before="100" w:after="100"/>
+              <w:rPr>
+                <w:lang w:val="en-US"/>
+              </w:rPr>
+            </w:pPr>
+            <w:r>
+              <w:t>Команда запуска</w:t>
+            </w:r>
+          </w:p>
+        </w:tc>
+        <w:tc>
+          <w:tcPr>
+            <w:tcW w:w="1287" w:type="dxa"/>
+          </w:tcPr>
+          <w:p>
+            <w:pPr>
+              <w:spacing w:before="100" w:after="100"/>
+              <w:rPr>
+                <w:lang w:val="en-US"/>
+              </w:rPr>
+            </w:pPr>
+            <w:proofErr w:type="spellStart"/>
+            <w:r>
+              <w:rPr>
+                <w:lang w:val="en-US"/>
+              </w:rPr>
+              <w:t>mean_reward</w:t>
+            </w:r>
+            <w:proofErr w:type="spellEnd"/>
+          </w:p>
+        </w:tc>
+        <w:tc>
+          <w:tcPr>
+            <w:tcW w:w="1042" w:type="dxa"/>
+          </w:tcPr>
+          <w:p>
+            <w:pPr>
+              <w:spacing w:before="100" w:after="100"/>
+              <w:rPr>
+                <w:lang w:val="en-US"/>
+              </w:rPr>
+            </w:pPr>
+            <w:r>
+              <w:t>SR (k/10)</w:t>
+            </w:r>
+          </w:p>
+        </w:tc>
+        <w:tc>
+          <w:tcPr>
+            <w:tcW w:w="851" w:type="dxa"/>
+          </w:tcPr>
+          <w:p>
+            <w:pPr>
+              <w:spacing w:before="100" w:after="100"/>
+              <w:rPr>
+                <w:lang w:val="en-US"/>
+              </w:rPr>
+            </w:pPr>
+            <w:r>
+              <w:t>Время</w:t>
+            </w:r>
+          </w:p>
+        </w:tc>
+        <w:tc>
+          <w:tcPr>
+            <w:tcW w:w="2752" w:type="dxa"/>
+          </w:tcPr>
+          <w:p>
+            <w:pPr>
+              <w:spacing w:before="100" w:after="100"/>
+              <w:rPr>
+                <w:lang w:val="en-US"/>
+              </w:rPr>
+            </w:pPr>
+            <w:r>
+              <w:t>Поведение</w:t>
+            </w:r>
+          </w:p>
+        </w:tc>
+      </w:tr>
+      <w:tr>
+        <w:tc>
+          <w:tcPr>
+            <w:tcW w:w="1560" w:type="dxa"/>
+          </w:tcPr>
+          <w:p>
+            <w:pPr>
+              <w:spacing w:before="100" w:after="100"/>
+              <w:rPr>
+                <w:lang w:val="en-US"/>
+              </w:rPr>
+            </w:pPr>
+            <w:proofErr w:type="spellStart"/>
+            <w:r>
+              <w:t>baseline</w:t>
+            </w:r>
+            <w:proofErr w:type="spellEnd"/>
+          </w:p>
+        </w:tc>
+        <w:tc>
+          <w:tcPr>
+            <w:tcW w:w="1697" w:type="dxa"/>
+          </w:tcPr>
+          <w:p>
+            <w:pPr>
+              <w:spacing w:before="100" w:after="100"/>
+              <w:rPr>
+                <w:lang w:val="en-US"/>
+              </w:rPr>
+            </w:pPr>
+          </w:p>
+        </w:tc>
+        <w:tc>
+          <w:tcPr>
+            <w:tcW w:w="931" w:type="dxa"/>
+          </w:tcPr>
+          <w:p>
+            <w:pPr>
+              <w:spacing w:before="100" w:after="100"/>
+              <w:rPr>
+                <w:lang w:val="en-US"/>
+              </w:rPr>
+            </w:pPr>
+          </w:p>
+        </w:tc>
+        <w:tc>
+          <w:tcPr>
+            <w:tcW w:w="1287" w:type="dxa"/>
+          </w:tcPr>
+          <w:p>
+            <w:pPr>
+              <w:spacing w:before="100" w:after="100"/>
+              <w:rPr>
+                <w:lang w:val="en-US"/>
+              </w:rPr>
+            </w:pPr>
+            <w:r>
+              <w:rPr>
+                <w:lang w:val="en-US"/>
+              </w:rPr>
+              <w:t>1380.00</w:t>
+            </w:r>
+          </w:p>
+        </w:tc>
+        <w:tc>
+          <w:tcPr>
+            <w:tcW w:w="1042" w:type="dxa"/>
+          </w:tcPr>
+          <w:p>
+            <w:pPr>
+              <w:spacing w:before="100" w:after="100"/>
+              <w:rPr>
+                <w:lang w:val="en-US"/>
+              </w:rPr>
+            </w:pPr>
+            <w:r>
+              <w:rPr>
+                <w:lang w:val="en-US"/>
+              </w:rPr>
+              <w:t>10/10</w:t>
+            </w:r>
+          </w:p>
+        </w:tc>
+        <w:tc>
+          <w:tcPr>
+            <w:tcW w:w="851" w:type="dxa"/>
+          </w:tcPr>
+          <w:p>
+            <w:pPr>
+              <w:spacing w:before="100" w:after="100"/>
+            </w:pPr>
+            <w:r>
+              <w:t>1</w:t>
+            </w:r>
+            <w:r>
+              <w:rPr>
+                <w:lang w:val="en-US"/>
+              </w:rPr>
+              <w:t xml:space="preserve"> </w:t>
+            </w:r>
+            <w:r>
+              <w:t>ч</w:t>
+            </w:r>
+          </w:p>
+        </w:tc>
+        <w:tc>
+          <w:tcPr>
+            <w:tcW w:w="2752" w:type="dxa"/>
+          </w:tcPr>
+          <w:p>
+            <w:pPr>
+              <w:spacing w:before="100" w:after="100"/>
+            </w:pPr>
+            <w:r>
+              <w:t xml:space="preserve">Агент доносит куб до цели </w:t>
+            </w:r>
+          </w:p>
+        </w:tc>
+      </w:tr>
+      <w:tr>
+        <w:tc>
+          <w:tcPr>
+            <w:tcW w:w="1560" w:type="dxa"/>
+          </w:tcPr>
+          <w:p>
+            <w:pPr>
+              <w:spacing w:before="100" w:after="100"/>
+              <w:rPr>
+                <w:lang w:val="en-US"/>
+              </w:rPr>
+            </w:pPr>
+            <w:proofErr w:type="spellStart"/>
+            <w:r>
+              <w:rPr>
+                <w:lang w:val="en-US"/>
+              </w:rPr>
+              <w:t>target_qpos</w:t>
+            </w:r>
+            <w:proofErr w:type="spellEnd"/>
+          </w:p>
+        </w:tc>
+        <w:tc>
+          <w:tcPr>
+            <w:tcW w:w="1697" w:type="dxa"/>
+          </w:tcPr>
+          <w:p>
+            <w:pPr>
+              <w:spacing w:after="160" w:line="259" w:lineRule="auto"/>
+              <w:rPr>
+                <w:lang w:val="en-US"/>
+              </w:rPr>
+            </w:pPr>
+            <w:proofErr w:type="spellStart"/>
+            <w:r>
+              <w:rPr>
+                <w:lang w:val="en-US"/>
+              </w:rPr>
+              <w:t>env_</w:t>
+            </w:r>
+            <w:proofErr w:type="gramStart"/>
+            <w:r>
+              <w:rPr>
+                <w:lang w:val="en-US"/>
+              </w:rPr>
+              <w:t>cfg.reward</w:t>
+            </w:r>
+            <w:proofErr w:type="gramEnd"/>
+            <w:r>
+              <w:rPr>
+                <w:lang w:val="en-US"/>
+              </w:rPr>
+              <w:t>_</w:t>
+            </w:r>
+            <w:proofErr w:type="gramStart"/>
+            <w:r>
+              <w:rPr>
+                <w:lang w:val="en-US"/>
+              </w:rPr>
+              <w:t>config.scales</w:t>
+            </w:r>
+            <w:proofErr w:type="gramEnd"/>
+            <w:r>
+              <w:rPr>
+                <w:lang w:val="en-US"/>
+              </w:rPr>
+              <w:t>.robot_target_qpos</w:t>
+            </w:r>
+            <w:proofErr w:type="spellEnd"/>
+            <w:r>
+              <w:rPr>
+                <w:lang w:val="en-US"/>
+              </w:rPr>
+              <w:t xml:space="preserve"> = 30.0</w:t>
+            </w:r>
+          </w:p>
+        </w:tc>
+        <w:tc>
+          <w:tcPr>
+            <w:tcW w:w="931" w:type="dxa"/>
+          </w:tcPr>
+          <w:p>
+            <w:pPr>
+              <w:spacing w:before="100" w:after="100"/>
+              <w:rPr>
+                <w:lang w:val="en-US"/>
+              </w:rPr>
+            </w:pPr>
+          </w:p>
+        </w:tc>
+        <w:tc>
+          <w:tcPr>
+            <w:tcW w:w="1287" w:type="dxa"/>
+          </w:tcPr>
+          <w:p>
+            <w:pPr>
+              <w:spacing w:before="100" w:after="100"/>
+            </w:pPr>
+            <w:r>
+              <w:t>4452</w:t>
+            </w:r>
+          </w:p>
+        </w:tc>
+        <w:tc>
+          <w:tcPr>
+            <w:tcW w:w="1042" w:type="dxa"/>
+          </w:tcPr>
+          <w:p>
+            <w:pPr>
+              <w:spacing w:before="100" w:after="100"/>
+              <w:rPr>
+                <w:lang w:val="en-US"/>
+              </w:rPr>
+            </w:pPr>
+            <w:r>
+              <w:rPr>
+                <w:lang w:val="en-US"/>
+              </w:rPr>
+              <w:t>0/10</w:t>
+            </w:r>
+          </w:p>
+        </w:tc>
+        <w:tc>
+          <w:tcPr>
+            <w:tcW w:w="851" w:type="dxa"/>
+          </w:tcPr>
+          <w:p>
+            <w:pPr>
+              <w:spacing w:before="100" w:after="100"/>
+              <w:rPr>
+                <w:lang w:val="en-US"/>
+              </w:rPr>
+            </w:pPr>
+            <w:r>
+              <w:t>40</w:t>
+            </w:r>
+            <w:r>
+              <w:t xml:space="preserve"> мин</w:t>
+            </w:r>
+          </w:p>
+        </w:tc>
+        <w:tc>
+          <w:tcPr>
+            <w:tcW w:w="2752" w:type="dxa"/>
+          </w:tcPr>
+          <w:p>
+            <w:pPr>
+              <w:spacing w:before="100" w:after="100"/>
+            </w:pPr>
+            <w:r>
+              <w:t>А</w:t>
+            </w:r>
+            <w:r>
+              <w:t xml:space="preserve">гент </w:t>
+            </w:r>
+            <w:r>
+              <w:t>не</w:t>
+            </w:r>
+            <w:r>
+              <w:t xml:space="preserve"> доносит куб до цели</w:t>
+            </w:r>
+          </w:p>
+        </w:tc>
+      </w:tr>
+    </w:tbl>
+    <w:p/>
+    <w:p>
+      <w:r>
+        <w:rPr>
+          <w:b/>
+          <w:bCs/>
+        </w:rPr>
+        <w:t xml:space="preserve">Подтверждение по </w:t>
+      </w:r>
+      <w:proofErr w:type="spellStart"/>
+      <w:r>
+        <w:rPr>
+          <w:b/>
+          <w:bCs/>
+        </w:rPr>
+        <w:t>mean_reward</w:t>
+      </w:r>
+      <w:proofErr w:type="spellEnd"/>
+      <w:r>
+        <w:rPr>
+          <w:b/>
+          <w:bCs/>
+        </w:rPr>
+        <w:t>:</w:t>
+      </w:r>
+      <w:r>
+        <w:t xml:space="preserve"> </w:t>
+      </w:r>
+      <w:r>
+        <w:t xml:space="preserve">да. </w:t>
+      </w:r>
+      <w:proofErr w:type="spellStart"/>
+      <w:r>
+        <w:t>mean_reward</w:t>
+      </w:r>
+      <w:proofErr w:type="spellEnd"/>
+      <w:r>
+        <w:t xml:space="preserve"> вырос с ~1380 до 4452, то есть более чем в 3 раза (≈+222,6%). Это согласуется с гипотезой: доминирующая вспомогательная компонента даёт большой стабильный вклад за шаг.</w:t>
+      </w:r>
+    </w:p>
+    <w:p>
+      <w:r>
+        <w:rPr>
+          <w:b/>
+          <w:bCs/>
+        </w:rPr>
+        <w:t>Подтверждение по SR:</w:t>
+      </w:r>
+      <w:r>
+        <w:t xml:space="preserve"> </w:t>
+      </w:r>
+      <w:r>
+        <w:t xml:space="preserve">да, </w:t>
+      </w:r>
+      <w:r>
+        <w:t>резко снизится</w:t>
+      </w:r>
+      <w:r>
+        <w:t xml:space="preserve"> </w:t>
+      </w:r>
+      <w:r>
+        <w:t>до 0/10</w:t>
+      </w:r>
+    </w:p>
+    <w:p>
+      <w:r>
+        <w:rPr>
+          <w:b/>
+          <w:bCs/>
+        </w:rPr>
+        <w:t xml:space="preserve">Согласованы ли </w:t>
+      </w:r>
+      <w:proofErr w:type="spellStart"/>
+      <w:r>
+        <w:rPr>
+          <w:b/>
+          <w:bCs/>
+        </w:rPr>
+        <w:t>mean_reward</w:t>
+      </w:r>
+      <w:proofErr w:type="spellEnd"/>
+      <w:r>
+        <w:rPr>
+          <w:b/>
+          <w:bCs/>
+        </w:rPr>
+        <w:t xml:space="preserve"> и SR между собой?</w:t>
+      </w:r>
+      <w:r>
+        <w:t xml:space="preserve"> </w:t>
+      </w:r>
+      <w:r>
+        <w:t xml:space="preserve">Нет — метрики расходятся. </w:t>
+      </w:r>
+      <w:proofErr w:type="spellStart"/>
+      <w:r>
+        <w:t>mean_reward</w:t>
+      </w:r>
+      <w:proofErr w:type="spellEnd"/>
+      <w:r>
+        <w:t xml:space="preserve"> резко вырос, а SR упа</w:t>
+      </w:r>
+      <w:r>
+        <w:t>л</w:t>
+      </w:r>
+      <w:r>
+        <w:t xml:space="preserve"> до нуля. Это ключевой признак того, что функция награды перестала соответствовать задаче </w:t>
+      </w:r>
+      <w:proofErr w:type="spellStart"/>
+      <w:r>
+        <w:t>PickCube</w:t>
+      </w:r>
+      <w:proofErr w:type="spellEnd"/>
+      <w:r>
+        <w:t>: алгоритм отлично максимизировал заданное число, но это число описывает не доставку куба, а неподвижность.</w:t>
+      </w:r>
+    </w:p>
+    <w:p>
+      <w:r>
+        <w:rPr>
+          <w:b/>
+          <w:bCs/>
+        </w:rPr>
+        <w:t>Объяснение:</w:t>
+      </w:r>
+      <w:r>
+        <w:t xml:space="preserve"> </w:t>
+      </w:r>
+      <w:r>
+        <w:t xml:space="preserve">гипотеза подтвердилась по </w:t>
+      </w:r>
+      <w:proofErr w:type="spellStart"/>
+      <w:r>
+        <w:t>mean_reward</w:t>
+      </w:r>
+      <w:proofErr w:type="spellEnd"/>
+      <w:r>
+        <w:t xml:space="preserve"> и (ожидаемо) по SR. Увеличение веса вспомогательной компоненты в 100 раз сделало её доминирующей целью: оптимальная стратегия для </w:t>
+      </w:r>
+      <w:proofErr w:type="spellStart"/>
+      <w:r>
+        <w:t>robot_target_qpos</w:t>
+      </w:r>
+      <w:proofErr w:type="spellEnd"/>
+      <w:r>
+        <w:t xml:space="preserve"> * 30.0 — не двигаться, и алгоритм её нашёл. Высокий </w:t>
+      </w:r>
+      <w:proofErr w:type="spellStart"/>
+      <w:r>
+        <w:t>mean_reward</w:t>
+      </w:r>
+      <w:proofErr w:type="spellEnd"/>
+      <w:r>
+        <w:t xml:space="preserve"> здесь не означает хорошего решения задачи — он отражает другую функцию награды. </w:t>
       </w:r>
     </w:p>
     <w:sectPr>
@@ -1915,6 +4770,7 @@
   <w:style w:type="character" w:default="1" w:styleId="a0">
     <w:name w:val="Default Paragraph Font"/>
     <w:uiPriority w:val="1"/>
+    <w:semiHidden/>
     <w:unhideWhenUsed/>
   </w:style>
   <w:style w:type="table" w:default="1" w:styleId="a1">
